--- a/Пояснительная_записка_Автошкола.docx
+++ b/Пояснительная_записка_Автошкола.docx
@@ -111,56 +111,798 @@
     <w:p/>
     <w:p/>
     <w:p/>
-    <w:p/>
-    <w:p>
-      <w:pPr>
+    <w:tbl>
+      <w:tblPr>
+        <w:tblW w:type="auto" w:w="0"/>
         <w:jc w:val="right"/>
-      </w:pPr>
-      <w:r>
-        <w:rPr>
-          <w:rFonts w:ascii="Times New Roman" w:hAnsi="Times New Roman" w:eastAsia="Times New Roman"/>
-          <w:b w:val="0"/>
-          <w:i w:val="0"/>
-          <w:sz w:val="24"/>
-        </w:rPr>
-        <w:t>Выполнил: студент группы ПИ-2-23</w:t>
-        <w:br/>
-      </w:r>
-      <w:r>
-        <w:rPr>
-          <w:rFonts w:ascii="Times New Roman" w:hAnsi="Times New Roman" w:eastAsia="Times New Roman"/>
-          <w:b/>
-          <w:i w:val="0"/>
-          <w:sz w:val="24"/>
-        </w:rPr>
-        <w:t>Орозганов Расул</w:t>
-        <w:br/>
-        <w:br/>
-      </w:r>
-      <w:r>
-        <w:rPr>
-          <w:rFonts w:ascii="Times New Roman" w:hAnsi="Times New Roman" w:eastAsia="Times New Roman"/>
-          <w:b w:val="0"/>
-          <w:i w:val="0"/>
-          <w:sz w:val="24"/>
-        </w:rPr>
-        <w:t>Проверил: ст. преп.</w:t>
-        <w:br/>
-        <w:t>____________________________</w:t>
-        <w:br/>
-        <w:br/>
-      </w:r>
-      <w:r>
-        <w:rPr>
-          <w:rFonts w:ascii="Times New Roman" w:hAnsi="Times New Roman" w:eastAsia="Times New Roman"/>
-          <w:b w:val="0"/>
-          <w:i w:val="0"/>
-          <w:sz w:val="24"/>
-        </w:rPr>
-        <w:t>Оценка: _____________________</w:t>
-      </w:r>
-    </w:p>
-    <w:p/>
+        <w:tblLook w:firstColumn="1" w:firstRow="1" w:lastColumn="0" w:lastRow="0" w:noHBand="0" w:noVBand="1" w:val="04A0"/>
+      </w:tblPr>
+      <w:tblGrid>
+        <w:gridCol w:w="4844"/>
+        <w:gridCol w:w="4844"/>
+      </w:tblGrid>
+      <w:tr>
+        <w:tc>
+          <w:tcPr>
+            <w:tcW w:type="dxa" w:w="2835"/>
+            <w:tcBorders>
+              <w:top w:val="none"/>
+            </w:tcBorders>
+            <w:tcBorders>
+              <w:left w:val="none"/>
+            </w:tcBorders>
+            <w:tcBorders>
+              <w:bottom w:val="none"/>
+            </w:tcBorders>
+            <w:tcBorders>
+              <w:right w:val="none"/>
+            </w:tcBorders>
+            <w:tcBorders>
+              <w:insideH w:val="none"/>
+            </w:tcBorders>
+            <w:tcBorders>
+              <w:insideV w:val="none"/>
+            </w:tcBorders>
+          </w:tcPr>
+          <w:p>
+            <w:pPr>
+              <w:jc w:val="left"/>
+            </w:pPr>
+            <w:r>
+              <w:rPr>
+                <w:rFonts w:ascii="Times New Roman" w:hAnsi="Times New Roman" w:eastAsia="Times New Roman"/>
+                <w:b w:val="0"/>
+                <w:i w:val="0"/>
+                <w:sz w:val="24"/>
+              </w:rPr>
+              <w:t>Выполнил(а):</w:t>
+            </w:r>
+          </w:p>
+        </w:tc>
+        <w:tc>
+          <w:tcPr>
+            <w:tcW w:type="dxa" w:w="4535"/>
+            <w:tcBorders>
+              <w:top w:val="none"/>
+            </w:tcBorders>
+            <w:tcBorders>
+              <w:left w:val="none"/>
+            </w:tcBorders>
+            <w:tcBorders>
+              <w:bottom w:val="none"/>
+            </w:tcBorders>
+            <w:tcBorders>
+              <w:right w:val="none"/>
+            </w:tcBorders>
+            <w:tcBorders>
+              <w:insideH w:val="none"/>
+            </w:tcBorders>
+            <w:tcBorders>
+              <w:insideV w:val="none"/>
+            </w:tcBorders>
+          </w:tcPr>
+          <w:p>
+            <w:pPr>
+              <w:jc w:val="left"/>
+            </w:pPr>
+            <w:r>
+              <w:rPr>
+                <w:rFonts w:ascii="Times New Roman" w:hAnsi="Times New Roman" w:eastAsia="Times New Roman"/>
+                <w:b w:val="0"/>
+                <w:i w:val="0"/>
+                <w:sz w:val="24"/>
+              </w:rPr>
+              <w:t>студент(ка) гр. ПИН-2-24</w:t>
+            </w:r>
+          </w:p>
+        </w:tc>
+      </w:tr>
+      <w:tr>
+        <w:tc>
+          <w:tcPr>
+            <w:tcW w:type="dxa" w:w="2835"/>
+            <w:tcBorders>
+              <w:top w:val="none"/>
+            </w:tcBorders>
+            <w:tcBorders>
+              <w:left w:val="none"/>
+            </w:tcBorders>
+            <w:tcBorders>
+              <w:bottom w:val="none"/>
+            </w:tcBorders>
+            <w:tcBorders>
+              <w:right w:val="none"/>
+            </w:tcBorders>
+            <w:tcBorders>
+              <w:insideH w:val="none"/>
+            </w:tcBorders>
+            <w:tcBorders>
+              <w:insideV w:val="none"/>
+            </w:tcBorders>
+          </w:tcPr>
+          <w:p>
+            <w:pPr>
+              <w:jc w:val="left"/>
+            </w:pPr>
+            <w:r>
+              <w:rPr>
+                <w:rFonts w:ascii="Times New Roman" w:hAnsi="Times New Roman" w:eastAsia="Times New Roman"/>
+                <w:b w:val="0"/>
+                <w:i w:val="0"/>
+                <w:sz w:val="24"/>
+              </w:rPr>
+            </w:r>
+          </w:p>
+        </w:tc>
+        <w:tc>
+          <w:tcPr>
+            <w:tcW w:type="dxa" w:w="4535"/>
+            <w:tcBorders>
+              <w:top w:val="none"/>
+            </w:tcBorders>
+            <w:tcBorders>
+              <w:left w:val="none"/>
+            </w:tcBorders>
+            <w:tcBorders>
+              <w:bottom w:val="none"/>
+            </w:tcBorders>
+            <w:tcBorders>
+              <w:right w:val="none"/>
+            </w:tcBorders>
+            <w:tcBorders>
+              <w:insideH w:val="none"/>
+            </w:tcBorders>
+            <w:tcBorders>
+              <w:insideV w:val="none"/>
+            </w:tcBorders>
+          </w:tcPr>
+          <w:p>
+            <w:pPr>
+              <w:jc w:val="left"/>
+            </w:pPr>
+            <w:r>
+              <w:rPr>
+                <w:rFonts w:ascii="Times New Roman" w:hAnsi="Times New Roman" w:eastAsia="Times New Roman"/>
+                <w:b/>
+                <w:i w:val="0"/>
+                <w:sz w:val="24"/>
+              </w:rPr>
+              <w:t>Орозганов Расул</w:t>
+            </w:r>
+          </w:p>
+        </w:tc>
+      </w:tr>
+      <w:tr>
+        <w:tc>
+          <w:tcPr>
+            <w:tcW w:type="dxa" w:w="2835"/>
+            <w:tcBorders>
+              <w:top w:val="none"/>
+            </w:tcBorders>
+            <w:tcBorders>
+              <w:left w:val="none"/>
+            </w:tcBorders>
+            <w:tcBorders>
+              <w:bottom w:val="none"/>
+            </w:tcBorders>
+            <w:tcBorders>
+              <w:right w:val="none"/>
+            </w:tcBorders>
+            <w:tcBorders>
+              <w:insideH w:val="none"/>
+            </w:tcBorders>
+            <w:tcBorders>
+              <w:insideV w:val="none"/>
+            </w:tcBorders>
+          </w:tcPr>
+          <w:p>
+            <w:pPr>
+              <w:jc w:val="left"/>
+            </w:pPr>
+            <w:r>
+              <w:rPr>
+                <w:rFonts w:ascii="Times New Roman" w:hAnsi="Times New Roman" w:eastAsia="Times New Roman"/>
+                <w:b w:val="0"/>
+                <w:i w:val="0"/>
+                <w:sz w:val="24"/>
+              </w:rPr>
+            </w:r>
+          </w:p>
+        </w:tc>
+        <w:tc>
+          <w:tcPr>
+            <w:tcW w:type="dxa" w:w="4535"/>
+            <w:tcBorders>
+              <w:top w:val="none"/>
+            </w:tcBorders>
+            <w:tcBorders>
+              <w:left w:val="none"/>
+            </w:tcBorders>
+            <w:tcBorders>
+              <w:bottom w:val="none"/>
+            </w:tcBorders>
+            <w:tcBorders>
+              <w:right w:val="none"/>
+            </w:tcBorders>
+            <w:tcBorders>
+              <w:insideH w:val="none"/>
+            </w:tcBorders>
+            <w:tcBorders>
+              <w:insideV w:val="none"/>
+            </w:tcBorders>
+          </w:tcPr>
+          <w:p>
+            <w:pPr>
+              <w:jc w:val="left"/>
+            </w:pPr>
+            <w:r>
+              <w:rPr>
+                <w:rFonts w:ascii="Times New Roman" w:hAnsi="Times New Roman" w:eastAsia="Times New Roman"/>
+                <w:b w:val="0"/>
+                <w:i w:val="0"/>
+                <w:sz w:val="24"/>
+              </w:rPr>
+              <w:t>________________________</w:t>
+            </w:r>
+          </w:p>
+        </w:tc>
+      </w:tr>
+      <w:tr>
+        <w:tc>
+          <w:tcPr>
+            <w:tcW w:type="dxa" w:w="2835"/>
+            <w:tcBorders>
+              <w:top w:val="none"/>
+            </w:tcBorders>
+            <w:tcBorders>
+              <w:left w:val="none"/>
+            </w:tcBorders>
+            <w:tcBorders>
+              <w:bottom w:val="none"/>
+            </w:tcBorders>
+            <w:tcBorders>
+              <w:right w:val="none"/>
+            </w:tcBorders>
+            <w:tcBorders>
+              <w:insideH w:val="none"/>
+            </w:tcBorders>
+            <w:tcBorders>
+              <w:insideV w:val="none"/>
+            </w:tcBorders>
+          </w:tcPr>
+          <w:p>
+            <w:pPr>
+              <w:jc w:val="left"/>
+            </w:pPr>
+            <w:r>
+              <w:rPr>
+                <w:rFonts w:ascii="Times New Roman" w:hAnsi="Times New Roman" w:eastAsia="Times New Roman"/>
+                <w:b w:val="0"/>
+                <w:i w:val="0"/>
+                <w:sz w:val="24"/>
+              </w:rPr>
+            </w:r>
+          </w:p>
+        </w:tc>
+        <w:tc>
+          <w:tcPr>
+            <w:tcW w:type="dxa" w:w="4535"/>
+            <w:tcBorders>
+              <w:top w:val="none"/>
+            </w:tcBorders>
+            <w:tcBorders>
+              <w:left w:val="none"/>
+            </w:tcBorders>
+            <w:tcBorders>
+              <w:bottom w:val="none"/>
+            </w:tcBorders>
+            <w:tcBorders>
+              <w:right w:val="none"/>
+            </w:tcBorders>
+            <w:tcBorders>
+              <w:insideH w:val="none"/>
+            </w:tcBorders>
+            <w:tcBorders>
+              <w:insideV w:val="none"/>
+            </w:tcBorders>
+          </w:tcPr>
+          <w:p>
+            <w:pPr>
+              <w:jc w:val="left"/>
+            </w:pPr>
+            <w:r>
+              <w:rPr>
+                <w:rFonts w:ascii="Times New Roman" w:hAnsi="Times New Roman" w:eastAsia="Times New Roman"/>
+                <w:b w:val="0"/>
+                <w:i w:val="0"/>
+                <w:sz w:val="24"/>
+              </w:rPr>
+              <w:t xml:space="preserve">         (подпись)</w:t>
+            </w:r>
+          </w:p>
+        </w:tc>
+      </w:tr>
+      <w:tr>
+        <w:tc>
+          <w:tcPr>
+            <w:tcW w:type="dxa" w:w="4844"/>
+          </w:tcPr>
+          <w:p/>
+        </w:tc>
+        <w:tc>
+          <w:tcPr>
+            <w:tcW w:type="dxa" w:w="4844"/>
+          </w:tcPr>
+          <w:p/>
+        </w:tc>
+      </w:tr>
+      <w:tr>
+        <w:tc>
+          <w:tcPr>
+            <w:tcW w:type="dxa" w:w="2835"/>
+            <w:tcBorders>
+              <w:top w:val="none"/>
+            </w:tcBorders>
+            <w:tcBorders>
+              <w:left w:val="none"/>
+            </w:tcBorders>
+            <w:tcBorders>
+              <w:bottom w:val="none"/>
+            </w:tcBorders>
+            <w:tcBorders>
+              <w:right w:val="none"/>
+            </w:tcBorders>
+            <w:tcBorders>
+              <w:insideH w:val="none"/>
+            </w:tcBorders>
+            <w:tcBorders>
+              <w:insideV w:val="none"/>
+            </w:tcBorders>
+          </w:tcPr>
+          <w:p>
+            <w:pPr>
+              <w:jc w:val="left"/>
+            </w:pPr>
+            <w:r>
+              <w:rPr>
+                <w:rFonts w:ascii="Times New Roman" w:hAnsi="Times New Roman" w:eastAsia="Times New Roman"/>
+                <w:b w:val="0"/>
+                <w:i w:val="0"/>
+                <w:sz w:val="24"/>
+              </w:rPr>
+              <w:t>Проверила:</w:t>
+            </w:r>
+          </w:p>
+        </w:tc>
+        <w:tc>
+          <w:tcPr>
+            <w:tcW w:type="dxa" w:w="4535"/>
+            <w:tcBorders>
+              <w:top w:val="none"/>
+            </w:tcBorders>
+            <w:tcBorders>
+              <w:left w:val="none"/>
+            </w:tcBorders>
+            <w:tcBorders>
+              <w:bottom w:val="none"/>
+            </w:tcBorders>
+            <w:tcBorders>
+              <w:right w:val="none"/>
+            </w:tcBorders>
+            <w:tcBorders>
+              <w:insideH w:val="none"/>
+            </w:tcBorders>
+            <w:tcBorders>
+              <w:insideV w:val="none"/>
+            </w:tcBorders>
+          </w:tcPr>
+          <w:p>
+            <w:pPr>
+              <w:jc w:val="left"/>
+            </w:pPr>
+            <w:r>
+              <w:rPr>
+                <w:rFonts w:ascii="Times New Roman" w:hAnsi="Times New Roman" w:eastAsia="Times New Roman"/>
+                <w:b w:val="0"/>
+                <w:i w:val="0"/>
+                <w:sz w:val="24"/>
+              </w:rPr>
+              <w:t>ст. преп. каф. «Прикладная информатика»</w:t>
+            </w:r>
+          </w:p>
+        </w:tc>
+      </w:tr>
+      <w:tr>
+        <w:tc>
+          <w:tcPr>
+            <w:tcW w:type="dxa" w:w="2835"/>
+            <w:tcBorders>
+              <w:top w:val="none"/>
+            </w:tcBorders>
+            <w:tcBorders>
+              <w:left w:val="none"/>
+            </w:tcBorders>
+            <w:tcBorders>
+              <w:bottom w:val="none"/>
+            </w:tcBorders>
+            <w:tcBorders>
+              <w:right w:val="none"/>
+            </w:tcBorders>
+            <w:tcBorders>
+              <w:insideH w:val="none"/>
+            </w:tcBorders>
+            <w:tcBorders>
+              <w:insideV w:val="none"/>
+            </w:tcBorders>
+          </w:tcPr>
+          <w:p>
+            <w:pPr>
+              <w:jc w:val="left"/>
+            </w:pPr>
+            <w:r>
+              <w:rPr>
+                <w:rFonts w:ascii="Times New Roman" w:hAnsi="Times New Roman" w:eastAsia="Times New Roman"/>
+                <w:b w:val="0"/>
+                <w:i w:val="0"/>
+                <w:sz w:val="24"/>
+              </w:rPr>
+            </w:r>
+          </w:p>
+        </w:tc>
+        <w:tc>
+          <w:tcPr>
+            <w:tcW w:type="dxa" w:w="4535"/>
+            <w:tcBorders>
+              <w:top w:val="none"/>
+            </w:tcBorders>
+            <w:tcBorders>
+              <w:left w:val="none"/>
+            </w:tcBorders>
+            <w:tcBorders>
+              <w:bottom w:val="none"/>
+            </w:tcBorders>
+            <w:tcBorders>
+              <w:right w:val="none"/>
+            </w:tcBorders>
+            <w:tcBorders>
+              <w:insideH w:val="none"/>
+            </w:tcBorders>
+            <w:tcBorders>
+              <w:insideV w:val="none"/>
+            </w:tcBorders>
+          </w:tcPr>
+          <w:p>
+            <w:pPr>
+              <w:jc w:val="left"/>
+            </w:pPr>
+            <w:r>
+              <w:rPr>
+                <w:rFonts w:ascii="Times New Roman" w:hAnsi="Times New Roman" w:eastAsia="Times New Roman"/>
+                <w:b/>
+                <w:i w:val="0"/>
+                <w:sz w:val="24"/>
+              </w:rPr>
+              <w:t>Элзат Бактыбековна</w:t>
+            </w:r>
+          </w:p>
+        </w:tc>
+      </w:tr>
+      <w:tr>
+        <w:tc>
+          <w:tcPr>
+            <w:tcW w:type="dxa" w:w="2835"/>
+            <w:tcBorders>
+              <w:top w:val="none"/>
+            </w:tcBorders>
+            <w:tcBorders>
+              <w:left w:val="none"/>
+            </w:tcBorders>
+            <w:tcBorders>
+              <w:bottom w:val="none"/>
+            </w:tcBorders>
+            <w:tcBorders>
+              <w:right w:val="none"/>
+            </w:tcBorders>
+            <w:tcBorders>
+              <w:insideH w:val="none"/>
+            </w:tcBorders>
+            <w:tcBorders>
+              <w:insideV w:val="none"/>
+            </w:tcBorders>
+          </w:tcPr>
+          <w:p>
+            <w:pPr>
+              <w:jc w:val="left"/>
+            </w:pPr>
+            <w:r>
+              <w:rPr>
+                <w:rFonts w:ascii="Times New Roman" w:hAnsi="Times New Roman" w:eastAsia="Times New Roman"/>
+                <w:b w:val="0"/>
+                <w:i w:val="0"/>
+                <w:sz w:val="24"/>
+              </w:rPr>
+            </w:r>
+          </w:p>
+        </w:tc>
+        <w:tc>
+          <w:tcPr>
+            <w:tcW w:type="dxa" w:w="4535"/>
+            <w:tcBorders>
+              <w:top w:val="none"/>
+            </w:tcBorders>
+            <w:tcBorders>
+              <w:left w:val="none"/>
+            </w:tcBorders>
+            <w:tcBorders>
+              <w:bottom w:val="none"/>
+            </w:tcBorders>
+            <w:tcBorders>
+              <w:right w:val="none"/>
+            </w:tcBorders>
+            <w:tcBorders>
+              <w:insideH w:val="none"/>
+            </w:tcBorders>
+            <w:tcBorders>
+              <w:insideV w:val="none"/>
+            </w:tcBorders>
+          </w:tcPr>
+          <w:p>
+            <w:pPr>
+              <w:jc w:val="left"/>
+            </w:pPr>
+            <w:r>
+              <w:rPr>
+                <w:rFonts w:ascii="Times New Roman" w:hAnsi="Times New Roman" w:eastAsia="Times New Roman"/>
+                <w:b w:val="0"/>
+                <w:i w:val="0"/>
+                <w:sz w:val="24"/>
+              </w:rPr>
+              <w:t>________________________</w:t>
+            </w:r>
+          </w:p>
+        </w:tc>
+      </w:tr>
+      <w:tr>
+        <w:tc>
+          <w:tcPr>
+            <w:tcW w:type="dxa" w:w="2835"/>
+            <w:tcBorders>
+              <w:top w:val="none"/>
+            </w:tcBorders>
+            <w:tcBorders>
+              <w:left w:val="none"/>
+            </w:tcBorders>
+            <w:tcBorders>
+              <w:bottom w:val="none"/>
+            </w:tcBorders>
+            <w:tcBorders>
+              <w:right w:val="none"/>
+            </w:tcBorders>
+            <w:tcBorders>
+              <w:insideH w:val="none"/>
+            </w:tcBorders>
+            <w:tcBorders>
+              <w:insideV w:val="none"/>
+            </w:tcBorders>
+          </w:tcPr>
+          <w:p>
+            <w:pPr>
+              <w:jc w:val="left"/>
+            </w:pPr>
+            <w:r>
+              <w:rPr>
+                <w:rFonts w:ascii="Times New Roman" w:hAnsi="Times New Roman" w:eastAsia="Times New Roman"/>
+                <w:b w:val="0"/>
+                <w:i w:val="0"/>
+                <w:sz w:val="24"/>
+              </w:rPr>
+            </w:r>
+          </w:p>
+        </w:tc>
+        <w:tc>
+          <w:tcPr>
+            <w:tcW w:type="dxa" w:w="4535"/>
+            <w:tcBorders>
+              <w:top w:val="none"/>
+            </w:tcBorders>
+            <w:tcBorders>
+              <w:left w:val="none"/>
+            </w:tcBorders>
+            <w:tcBorders>
+              <w:bottom w:val="none"/>
+            </w:tcBorders>
+            <w:tcBorders>
+              <w:right w:val="none"/>
+            </w:tcBorders>
+            <w:tcBorders>
+              <w:insideH w:val="none"/>
+            </w:tcBorders>
+            <w:tcBorders>
+              <w:insideV w:val="none"/>
+            </w:tcBorders>
+          </w:tcPr>
+          <w:p>
+            <w:pPr>
+              <w:jc w:val="left"/>
+            </w:pPr>
+            <w:r>
+              <w:rPr>
+                <w:rFonts w:ascii="Times New Roman" w:hAnsi="Times New Roman" w:eastAsia="Times New Roman"/>
+                <w:b w:val="0"/>
+                <w:i w:val="0"/>
+                <w:sz w:val="24"/>
+              </w:rPr>
+              <w:t xml:space="preserve">         (подпись)</w:t>
+            </w:r>
+          </w:p>
+        </w:tc>
+      </w:tr>
+      <w:tr>
+        <w:tc>
+          <w:tcPr>
+            <w:tcW w:type="dxa" w:w="4844"/>
+          </w:tcPr>
+          <w:p/>
+        </w:tc>
+        <w:tc>
+          <w:tcPr>
+            <w:tcW w:type="dxa" w:w="4844"/>
+          </w:tcPr>
+          <w:p/>
+        </w:tc>
+      </w:tr>
+      <w:tr>
+        <w:tc>
+          <w:tcPr>
+            <w:tcW w:type="dxa" w:w="2835"/>
+            <w:tcBorders>
+              <w:top w:val="none"/>
+            </w:tcBorders>
+            <w:tcBorders>
+              <w:left w:val="none"/>
+            </w:tcBorders>
+            <w:tcBorders>
+              <w:bottom w:val="none"/>
+            </w:tcBorders>
+            <w:tcBorders>
+              <w:right w:val="none"/>
+            </w:tcBorders>
+            <w:tcBorders>
+              <w:insideH w:val="none"/>
+            </w:tcBorders>
+            <w:tcBorders>
+              <w:insideV w:val="none"/>
+            </w:tcBorders>
+          </w:tcPr>
+          <w:p>
+            <w:pPr>
+              <w:jc w:val="left"/>
+            </w:pPr>
+            <w:r>
+              <w:rPr>
+                <w:rFonts w:ascii="Times New Roman" w:hAnsi="Times New Roman" w:eastAsia="Times New Roman"/>
+                <w:b w:val="0"/>
+                <w:i w:val="0"/>
+                <w:sz w:val="24"/>
+              </w:rPr>
+              <w:t>Оценка:</w:t>
+            </w:r>
+          </w:p>
+        </w:tc>
+        <w:tc>
+          <w:tcPr>
+            <w:tcW w:type="dxa" w:w="4535"/>
+            <w:tcBorders>
+              <w:top w:val="none"/>
+            </w:tcBorders>
+            <w:tcBorders>
+              <w:left w:val="none"/>
+            </w:tcBorders>
+            <w:tcBorders>
+              <w:bottom w:val="none"/>
+            </w:tcBorders>
+            <w:tcBorders>
+              <w:right w:val="none"/>
+            </w:tcBorders>
+            <w:tcBorders>
+              <w:insideH w:val="none"/>
+            </w:tcBorders>
+            <w:tcBorders>
+              <w:insideV w:val="none"/>
+            </w:tcBorders>
+          </w:tcPr>
+          <w:p>
+            <w:pPr>
+              <w:jc w:val="left"/>
+            </w:pPr>
+            <w:r>
+              <w:rPr>
+                <w:rFonts w:ascii="Times New Roman" w:hAnsi="Times New Roman" w:eastAsia="Times New Roman"/>
+                <w:b w:val="0"/>
+                <w:i w:val="0"/>
+                <w:sz w:val="24"/>
+              </w:rPr>
+              <w:t>___________</w:t>
+            </w:r>
+          </w:p>
+        </w:tc>
+      </w:tr>
+      <w:tr>
+        <w:tc>
+          <w:tcPr>
+            <w:tcW w:type="dxa" w:w="2835"/>
+            <w:tcBorders>
+              <w:top w:val="none"/>
+            </w:tcBorders>
+            <w:tcBorders>
+              <w:left w:val="none"/>
+            </w:tcBorders>
+            <w:tcBorders>
+              <w:bottom w:val="none"/>
+            </w:tcBorders>
+            <w:tcBorders>
+              <w:right w:val="none"/>
+            </w:tcBorders>
+            <w:tcBorders>
+              <w:insideH w:val="none"/>
+            </w:tcBorders>
+            <w:tcBorders>
+              <w:insideV w:val="none"/>
+            </w:tcBorders>
+          </w:tcPr>
+          <w:p>
+            <w:pPr>
+              <w:jc w:val="left"/>
+            </w:pPr>
+            <w:r>
+              <w:rPr>
+                <w:rFonts w:ascii="Times New Roman" w:hAnsi="Times New Roman" w:eastAsia="Times New Roman"/>
+                <w:b w:val="0"/>
+                <w:i w:val="0"/>
+                <w:sz w:val="24"/>
+              </w:rPr>
+            </w:r>
+          </w:p>
+        </w:tc>
+        <w:tc>
+          <w:tcPr>
+            <w:tcW w:type="dxa" w:w="4535"/>
+            <w:tcBorders>
+              <w:top w:val="none"/>
+            </w:tcBorders>
+            <w:tcBorders>
+              <w:left w:val="none"/>
+            </w:tcBorders>
+            <w:tcBorders>
+              <w:bottom w:val="none"/>
+            </w:tcBorders>
+            <w:tcBorders>
+              <w:right w:val="none"/>
+            </w:tcBorders>
+            <w:tcBorders>
+              <w:insideH w:val="none"/>
+            </w:tcBorders>
+            <w:tcBorders>
+              <w:insideV w:val="none"/>
+            </w:tcBorders>
+          </w:tcPr>
+          <w:p>
+            <w:pPr>
+              <w:jc w:val="left"/>
+            </w:pPr>
+            <w:r>
+              <w:rPr>
+                <w:rFonts w:ascii="Times New Roman" w:hAnsi="Times New Roman" w:eastAsia="Times New Roman"/>
+                <w:b w:val="0"/>
+                <w:i w:val="0"/>
+                <w:sz w:val="24"/>
+              </w:rPr>
+              <w:t>«____» _____________ 2026 г.</w:t>
+            </w:r>
+          </w:p>
+        </w:tc>
+      </w:tr>
+    </w:tbl>
     <w:p/>
     <w:p/>
     <w:p/>
@@ -212,7 +954,7 @@
           <w:i w:val="0"/>
           <w:sz w:val="28"/>
         </w:rPr>
-        <w:t>Студент: Орозганов Расул</w:t>
+        <w:t>Студент(ка): Орозганов Расул</w:t>
       </w:r>
     </w:p>
     <w:p>
@@ -228,7 +970,7 @@
           <w:i w:val="0"/>
           <w:sz w:val="28"/>
         </w:rPr>
-        <w:t>Группа: ПИ-2-23</w:t>
+        <w:t>Группа: ПИН-2-24</w:t>
       </w:r>
     </w:p>
     <w:p>
@@ -551,7 +1293,7 @@
           <w:i w:val="0"/>
           <w:sz w:val="28"/>
         </w:rPr>
-        <w:t>Руководитель: __________________________  «____» _____________ 2026 г.</w:t>
+        <w:t>Руководитель: ст. преп. Элзат Бактыбековна</w:t>
       </w:r>
     </w:p>
     <w:p>
@@ -567,7 +1309,39 @@
           <w:i w:val="0"/>
           <w:sz w:val="28"/>
         </w:rPr>
-        <w:t>Студент:       __________________________  «____» _____________ 2026 г.</w:t>
+        <w:t xml:space="preserve">              __________________________  «____» _____________ 2026 г.</w:t>
+      </w:r>
+    </w:p>
+    <w:p>
+      <w:pPr>
+        <w:spacing w:before="0" w:after="120"/>
+        <w:ind w:firstLine="0"/>
+        <w:jc w:val="both"/>
+      </w:pPr>
+      <w:r>
+        <w:rPr>
+          <w:rFonts w:ascii="Times New Roman" w:hAnsi="Times New Roman" w:eastAsia="Times New Roman"/>
+          <w:b w:val="0"/>
+          <w:i w:val="0"/>
+          <w:sz w:val="28"/>
+        </w:rPr>
+        <w:t>Студент(ка):  Орозганов Расул, гр. ПИН-2-24</w:t>
+      </w:r>
+    </w:p>
+    <w:p>
+      <w:pPr>
+        <w:spacing w:before="0" w:after="120"/>
+        <w:ind w:firstLine="0"/>
+        <w:jc w:val="both"/>
+      </w:pPr>
+      <w:r>
+        <w:rPr>
+          <w:rFonts w:ascii="Times New Roman" w:hAnsi="Times New Roman" w:eastAsia="Times New Roman"/>
+          <w:b w:val="0"/>
+          <w:i w:val="0"/>
+          <w:sz w:val="28"/>
+        </w:rPr>
+        <w:t xml:space="preserve">              __________________________  «____» _____________ 2026 г.</w:t>
       </w:r>
     </w:p>
     <w:p>

--- a/Пояснительная_записка_Автошкола.docx
+++ b/Пояснительная_записка_Автошкола.docx
@@ -4,6 +4,8 @@
   <w:body>
     <w:p>
       <w:pPr>
+        <w:spacing w:before="0" w:after="80" w:line="240" w:lineRule="auto"/>
+        <w:ind w:firstLine="0"/>
         <w:jc w:val="center"/>
       </w:pPr>
       <w:r>
@@ -18,6 +20,8 @@
     </w:p>
     <w:p>
       <w:pPr>
+        <w:spacing w:before="0" w:after="80" w:line="240" w:lineRule="auto"/>
+        <w:ind w:firstLine="0"/>
         <w:jc w:val="center"/>
       </w:pPr>
       <w:r>
@@ -27,13 +31,13 @@
           <w:i w:val="0"/>
           <w:sz w:val="26"/>
         </w:rPr>
-        <w:t>КЫРГЫЗСКИЙ ГОСУДАРСТВЕННЫЙ ТЕХНИЧЕСКИЙ УНИВЕРСИТЕТ</w:t>
-        <w:br/>
-        <w:t>ИМ. И. РАЗЗАКОВА</w:t>
-      </w:r>
-    </w:p>
-    <w:p>
-      <w:pPr>
+        <w:t>КЫРГЫЗСКИЙ ГОСУДАРСТВЕННЫЙ ТЕХНИЧЕСКИЙ УНИВЕРСИТЕТ ИМ. И. РАЗЗАКОВА</w:t>
+      </w:r>
+    </w:p>
+    <w:p>
+      <w:pPr>
+        <w:spacing w:before="0" w:after="40" w:line="240" w:lineRule="auto"/>
+        <w:ind w:firstLine="0"/>
         <w:jc w:val="center"/>
       </w:pPr>
       <w:r>
@@ -44,15 +48,28 @@
           <w:sz w:val="24"/>
         </w:rPr>
         <w:t>Факультет информационных технологий</w:t>
-        <w:br/>
+      </w:r>
+    </w:p>
+    <w:p>
+      <w:pPr>
+        <w:spacing w:before="0" w:after="360" w:line="240" w:lineRule="auto"/>
+        <w:ind w:firstLine="0"/>
+        <w:jc w:val="center"/>
+      </w:pPr>
+      <w:r>
+        <w:rPr>
+          <w:rFonts w:ascii="Times New Roman" w:hAnsi="Times New Roman" w:eastAsia="Times New Roman"/>
+          <w:b w:val="0"/>
+          <w:i w:val="0"/>
+          <w:sz w:val="24"/>
+        </w:rPr>
         <w:t>Кафедра «Прикладная информатика»</w:t>
       </w:r>
     </w:p>
-    <w:p/>
-    <w:p/>
-    <w:p/>
-    <w:p>
-      <w:pPr>
+    <w:p>
+      <w:pPr>
+        <w:spacing w:before="0" w:after="120" w:line="240" w:lineRule="auto"/>
+        <w:ind w:firstLine="0"/>
         <w:jc w:val="center"/>
       </w:pPr>
       <w:r>
@@ -67,6 +84,8 @@
     </w:p>
     <w:p>
       <w:pPr>
+        <w:spacing w:before="0" w:after="120" w:line="240" w:lineRule="auto"/>
+        <w:ind w:firstLine="0"/>
         <w:jc w:val="center"/>
       </w:pPr>
       <w:r>
@@ -79,9 +98,10 @@
         <w:t>по дисциплине «Web-технологии»</w:t>
       </w:r>
     </w:p>
-    <w:p/>
-    <w:p>
-      <w:pPr>
+    <w:p>
+      <w:pPr>
+        <w:spacing w:before="0" w:after="80" w:line="240" w:lineRule="auto"/>
+        <w:ind w:firstLine="0"/>
         <w:jc w:val="center"/>
       </w:pPr>
       <w:r>
@@ -96,6 +116,8 @@
     </w:p>
     <w:p>
       <w:pPr>
+        <w:spacing w:before="0" w:after="600" w:line="240" w:lineRule="auto"/>
+        <w:ind w:firstLine="0"/>
         <w:jc w:val="center"/>
       </w:pPr>
       <w:r>
@@ -108,806 +130,132 @@
         <w:t>«Разработка интерфейса веб-приложения "Автошкола"»</w:t>
       </w:r>
     </w:p>
-    <w:p/>
-    <w:p/>
-    <w:p/>
-    <w:tbl>
-      <w:tblPr>
-        <w:tblW w:type="auto" w:w="0"/>
-        <w:jc w:val="right"/>
-        <w:tblLook w:firstColumn="1" w:firstRow="1" w:lastColumn="0" w:lastRow="0" w:noHBand="0" w:noVBand="1" w:val="04A0"/>
-      </w:tblPr>
-      <w:tblGrid>
-        <w:gridCol w:w="4844"/>
-        <w:gridCol w:w="4844"/>
-      </w:tblGrid>
-      <w:tr>
-        <w:tc>
-          <w:tcPr>
-            <w:tcW w:type="dxa" w:w="2835"/>
-            <w:tcBorders>
-              <w:top w:val="none"/>
-            </w:tcBorders>
-            <w:tcBorders>
-              <w:left w:val="none"/>
-            </w:tcBorders>
-            <w:tcBorders>
-              <w:bottom w:val="none"/>
-            </w:tcBorders>
-            <w:tcBorders>
-              <w:right w:val="none"/>
-            </w:tcBorders>
-            <w:tcBorders>
-              <w:insideH w:val="none"/>
-            </w:tcBorders>
-            <w:tcBorders>
-              <w:insideV w:val="none"/>
-            </w:tcBorders>
-          </w:tcPr>
-          <w:p>
-            <w:pPr>
-              <w:jc w:val="left"/>
-            </w:pPr>
-            <w:r>
-              <w:rPr>
-                <w:rFonts w:ascii="Times New Roman" w:hAnsi="Times New Roman" w:eastAsia="Times New Roman"/>
-                <w:b w:val="0"/>
-                <w:i w:val="0"/>
-                <w:sz w:val="24"/>
-              </w:rPr>
-              <w:t>Выполнил(а):</w:t>
-            </w:r>
-          </w:p>
-        </w:tc>
-        <w:tc>
-          <w:tcPr>
-            <w:tcW w:type="dxa" w:w="4535"/>
-            <w:tcBorders>
-              <w:top w:val="none"/>
-            </w:tcBorders>
-            <w:tcBorders>
-              <w:left w:val="none"/>
-            </w:tcBorders>
-            <w:tcBorders>
-              <w:bottom w:val="none"/>
-            </w:tcBorders>
-            <w:tcBorders>
-              <w:right w:val="none"/>
-            </w:tcBorders>
-            <w:tcBorders>
-              <w:insideH w:val="none"/>
-            </w:tcBorders>
-            <w:tcBorders>
-              <w:insideV w:val="none"/>
-            </w:tcBorders>
-          </w:tcPr>
-          <w:p>
-            <w:pPr>
-              <w:jc w:val="left"/>
-            </w:pPr>
-            <w:r>
-              <w:rPr>
-                <w:rFonts w:ascii="Times New Roman" w:hAnsi="Times New Roman" w:eastAsia="Times New Roman"/>
-                <w:b w:val="0"/>
-                <w:i w:val="0"/>
-                <w:sz w:val="24"/>
-              </w:rPr>
-              <w:t>студент(ка) гр. ПИН-2-24</w:t>
-            </w:r>
-          </w:p>
-        </w:tc>
-      </w:tr>
-      <w:tr>
-        <w:tc>
-          <w:tcPr>
-            <w:tcW w:type="dxa" w:w="2835"/>
-            <w:tcBorders>
-              <w:top w:val="none"/>
-            </w:tcBorders>
-            <w:tcBorders>
-              <w:left w:val="none"/>
-            </w:tcBorders>
-            <w:tcBorders>
-              <w:bottom w:val="none"/>
-            </w:tcBorders>
-            <w:tcBorders>
-              <w:right w:val="none"/>
-            </w:tcBorders>
-            <w:tcBorders>
-              <w:insideH w:val="none"/>
-            </w:tcBorders>
-            <w:tcBorders>
-              <w:insideV w:val="none"/>
-            </w:tcBorders>
-          </w:tcPr>
-          <w:p>
-            <w:pPr>
-              <w:jc w:val="left"/>
-            </w:pPr>
-            <w:r>
-              <w:rPr>
-                <w:rFonts w:ascii="Times New Roman" w:hAnsi="Times New Roman" w:eastAsia="Times New Roman"/>
-                <w:b w:val="0"/>
-                <w:i w:val="0"/>
-                <w:sz w:val="24"/>
-              </w:rPr>
-            </w:r>
-          </w:p>
-        </w:tc>
-        <w:tc>
-          <w:tcPr>
-            <w:tcW w:type="dxa" w:w="4535"/>
-            <w:tcBorders>
-              <w:top w:val="none"/>
-            </w:tcBorders>
-            <w:tcBorders>
-              <w:left w:val="none"/>
-            </w:tcBorders>
-            <w:tcBorders>
-              <w:bottom w:val="none"/>
-            </w:tcBorders>
-            <w:tcBorders>
-              <w:right w:val="none"/>
-            </w:tcBorders>
-            <w:tcBorders>
-              <w:insideH w:val="none"/>
-            </w:tcBorders>
-            <w:tcBorders>
-              <w:insideV w:val="none"/>
-            </w:tcBorders>
-          </w:tcPr>
-          <w:p>
-            <w:pPr>
-              <w:jc w:val="left"/>
-            </w:pPr>
-            <w:r>
-              <w:rPr>
-                <w:rFonts w:ascii="Times New Roman" w:hAnsi="Times New Roman" w:eastAsia="Times New Roman"/>
-                <w:b/>
-                <w:i w:val="0"/>
-                <w:sz w:val="24"/>
-              </w:rPr>
-              <w:t>Орозганов Расул</w:t>
-            </w:r>
-          </w:p>
-        </w:tc>
-      </w:tr>
-      <w:tr>
-        <w:tc>
-          <w:tcPr>
-            <w:tcW w:type="dxa" w:w="2835"/>
-            <w:tcBorders>
-              <w:top w:val="none"/>
-            </w:tcBorders>
-            <w:tcBorders>
-              <w:left w:val="none"/>
-            </w:tcBorders>
-            <w:tcBorders>
-              <w:bottom w:val="none"/>
-            </w:tcBorders>
-            <w:tcBorders>
-              <w:right w:val="none"/>
-            </w:tcBorders>
-            <w:tcBorders>
-              <w:insideH w:val="none"/>
-            </w:tcBorders>
-            <w:tcBorders>
-              <w:insideV w:val="none"/>
-            </w:tcBorders>
-          </w:tcPr>
-          <w:p>
-            <w:pPr>
-              <w:jc w:val="left"/>
-            </w:pPr>
-            <w:r>
-              <w:rPr>
-                <w:rFonts w:ascii="Times New Roman" w:hAnsi="Times New Roman" w:eastAsia="Times New Roman"/>
-                <w:b w:val="0"/>
-                <w:i w:val="0"/>
-                <w:sz w:val="24"/>
-              </w:rPr>
-            </w:r>
-          </w:p>
-        </w:tc>
-        <w:tc>
-          <w:tcPr>
-            <w:tcW w:type="dxa" w:w="4535"/>
-            <w:tcBorders>
-              <w:top w:val="none"/>
-            </w:tcBorders>
-            <w:tcBorders>
-              <w:left w:val="none"/>
-            </w:tcBorders>
-            <w:tcBorders>
-              <w:bottom w:val="none"/>
-            </w:tcBorders>
-            <w:tcBorders>
-              <w:right w:val="none"/>
-            </w:tcBorders>
-            <w:tcBorders>
-              <w:insideH w:val="none"/>
-            </w:tcBorders>
-            <w:tcBorders>
-              <w:insideV w:val="none"/>
-            </w:tcBorders>
-          </w:tcPr>
-          <w:p>
-            <w:pPr>
-              <w:jc w:val="left"/>
-            </w:pPr>
-            <w:r>
-              <w:rPr>
-                <w:rFonts w:ascii="Times New Roman" w:hAnsi="Times New Roman" w:eastAsia="Times New Roman"/>
-                <w:b w:val="0"/>
-                <w:i w:val="0"/>
-                <w:sz w:val="24"/>
-              </w:rPr>
-              <w:t>________________________</w:t>
-            </w:r>
-          </w:p>
-        </w:tc>
-      </w:tr>
-      <w:tr>
-        <w:tc>
-          <w:tcPr>
-            <w:tcW w:type="dxa" w:w="2835"/>
-            <w:tcBorders>
-              <w:top w:val="none"/>
-            </w:tcBorders>
-            <w:tcBorders>
-              <w:left w:val="none"/>
-            </w:tcBorders>
-            <w:tcBorders>
-              <w:bottom w:val="none"/>
-            </w:tcBorders>
-            <w:tcBorders>
-              <w:right w:val="none"/>
-            </w:tcBorders>
-            <w:tcBorders>
-              <w:insideH w:val="none"/>
-            </w:tcBorders>
-            <w:tcBorders>
-              <w:insideV w:val="none"/>
-            </w:tcBorders>
-          </w:tcPr>
-          <w:p>
-            <w:pPr>
-              <w:jc w:val="left"/>
-            </w:pPr>
-            <w:r>
-              <w:rPr>
-                <w:rFonts w:ascii="Times New Roman" w:hAnsi="Times New Roman" w:eastAsia="Times New Roman"/>
-                <w:b w:val="0"/>
-                <w:i w:val="0"/>
-                <w:sz w:val="24"/>
-              </w:rPr>
-            </w:r>
-          </w:p>
-        </w:tc>
-        <w:tc>
-          <w:tcPr>
-            <w:tcW w:type="dxa" w:w="4535"/>
-            <w:tcBorders>
-              <w:top w:val="none"/>
-            </w:tcBorders>
-            <w:tcBorders>
-              <w:left w:val="none"/>
-            </w:tcBorders>
-            <w:tcBorders>
-              <w:bottom w:val="none"/>
-            </w:tcBorders>
-            <w:tcBorders>
-              <w:right w:val="none"/>
-            </w:tcBorders>
-            <w:tcBorders>
-              <w:insideH w:val="none"/>
-            </w:tcBorders>
-            <w:tcBorders>
-              <w:insideV w:val="none"/>
-            </w:tcBorders>
-          </w:tcPr>
-          <w:p>
-            <w:pPr>
-              <w:jc w:val="left"/>
-            </w:pPr>
-            <w:r>
-              <w:rPr>
-                <w:rFonts w:ascii="Times New Roman" w:hAnsi="Times New Roman" w:eastAsia="Times New Roman"/>
-                <w:b w:val="0"/>
-                <w:i w:val="0"/>
-                <w:sz w:val="24"/>
-              </w:rPr>
-              <w:t xml:space="preserve">         (подпись)</w:t>
-            </w:r>
-          </w:p>
-        </w:tc>
-      </w:tr>
-      <w:tr>
-        <w:tc>
-          <w:tcPr>
-            <w:tcW w:type="dxa" w:w="4844"/>
-          </w:tcPr>
-          <w:p/>
-        </w:tc>
-        <w:tc>
-          <w:tcPr>
-            <w:tcW w:type="dxa" w:w="4844"/>
-          </w:tcPr>
-          <w:p/>
-        </w:tc>
-      </w:tr>
-      <w:tr>
-        <w:tc>
-          <w:tcPr>
-            <w:tcW w:type="dxa" w:w="2835"/>
-            <w:tcBorders>
-              <w:top w:val="none"/>
-            </w:tcBorders>
-            <w:tcBorders>
-              <w:left w:val="none"/>
-            </w:tcBorders>
-            <w:tcBorders>
-              <w:bottom w:val="none"/>
-            </w:tcBorders>
-            <w:tcBorders>
-              <w:right w:val="none"/>
-            </w:tcBorders>
-            <w:tcBorders>
-              <w:insideH w:val="none"/>
-            </w:tcBorders>
-            <w:tcBorders>
-              <w:insideV w:val="none"/>
-            </w:tcBorders>
-          </w:tcPr>
-          <w:p>
-            <w:pPr>
-              <w:jc w:val="left"/>
-            </w:pPr>
-            <w:r>
-              <w:rPr>
-                <w:rFonts w:ascii="Times New Roman" w:hAnsi="Times New Roman" w:eastAsia="Times New Roman"/>
-                <w:b w:val="0"/>
-                <w:i w:val="0"/>
-                <w:sz w:val="24"/>
-              </w:rPr>
-              <w:t>Проверила:</w:t>
-            </w:r>
-          </w:p>
-        </w:tc>
-        <w:tc>
-          <w:tcPr>
-            <w:tcW w:type="dxa" w:w="4535"/>
-            <w:tcBorders>
-              <w:top w:val="none"/>
-            </w:tcBorders>
-            <w:tcBorders>
-              <w:left w:val="none"/>
-            </w:tcBorders>
-            <w:tcBorders>
-              <w:bottom w:val="none"/>
-            </w:tcBorders>
-            <w:tcBorders>
-              <w:right w:val="none"/>
-            </w:tcBorders>
-            <w:tcBorders>
-              <w:insideH w:val="none"/>
-            </w:tcBorders>
-            <w:tcBorders>
-              <w:insideV w:val="none"/>
-            </w:tcBorders>
-          </w:tcPr>
-          <w:p>
-            <w:pPr>
-              <w:jc w:val="left"/>
-            </w:pPr>
-            <w:r>
-              <w:rPr>
-                <w:rFonts w:ascii="Times New Roman" w:hAnsi="Times New Roman" w:eastAsia="Times New Roman"/>
-                <w:b w:val="0"/>
-                <w:i w:val="0"/>
-                <w:sz w:val="24"/>
-              </w:rPr>
-              <w:t>ст. преп. каф. «Прикладная информатика»</w:t>
-            </w:r>
-          </w:p>
-        </w:tc>
-      </w:tr>
-      <w:tr>
-        <w:tc>
-          <w:tcPr>
-            <w:tcW w:type="dxa" w:w="2835"/>
-            <w:tcBorders>
-              <w:top w:val="none"/>
-            </w:tcBorders>
-            <w:tcBorders>
-              <w:left w:val="none"/>
-            </w:tcBorders>
-            <w:tcBorders>
-              <w:bottom w:val="none"/>
-            </w:tcBorders>
-            <w:tcBorders>
-              <w:right w:val="none"/>
-            </w:tcBorders>
-            <w:tcBorders>
-              <w:insideH w:val="none"/>
-            </w:tcBorders>
-            <w:tcBorders>
-              <w:insideV w:val="none"/>
-            </w:tcBorders>
-          </w:tcPr>
-          <w:p>
-            <w:pPr>
-              <w:jc w:val="left"/>
-            </w:pPr>
-            <w:r>
-              <w:rPr>
-                <w:rFonts w:ascii="Times New Roman" w:hAnsi="Times New Roman" w:eastAsia="Times New Roman"/>
-                <w:b w:val="0"/>
-                <w:i w:val="0"/>
-                <w:sz w:val="24"/>
-              </w:rPr>
-            </w:r>
-          </w:p>
-        </w:tc>
-        <w:tc>
-          <w:tcPr>
-            <w:tcW w:type="dxa" w:w="4535"/>
-            <w:tcBorders>
-              <w:top w:val="none"/>
-            </w:tcBorders>
-            <w:tcBorders>
-              <w:left w:val="none"/>
-            </w:tcBorders>
-            <w:tcBorders>
-              <w:bottom w:val="none"/>
-            </w:tcBorders>
-            <w:tcBorders>
-              <w:right w:val="none"/>
-            </w:tcBorders>
-            <w:tcBorders>
-              <w:insideH w:val="none"/>
-            </w:tcBorders>
-            <w:tcBorders>
-              <w:insideV w:val="none"/>
-            </w:tcBorders>
-          </w:tcPr>
-          <w:p>
-            <w:pPr>
-              <w:jc w:val="left"/>
-            </w:pPr>
-            <w:r>
-              <w:rPr>
-                <w:rFonts w:ascii="Times New Roman" w:hAnsi="Times New Roman" w:eastAsia="Times New Roman"/>
-                <w:b/>
-                <w:i w:val="0"/>
-                <w:sz w:val="24"/>
-              </w:rPr>
-              <w:t>Элзат Бактыбековна</w:t>
-            </w:r>
-          </w:p>
-        </w:tc>
-      </w:tr>
-      <w:tr>
-        <w:tc>
-          <w:tcPr>
-            <w:tcW w:type="dxa" w:w="2835"/>
-            <w:tcBorders>
-              <w:top w:val="none"/>
-            </w:tcBorders>
-            <w:tcBorders>
-              <w:left w:val="none"/>
-            </w:tcBorders>
-            <w:tcBorders>
-              <w:bottom w:val="none"/>
-            </w:tcBorders>
-            <w:tcBorders>
-              <w:right w:val="none"/>
-            </w:tcBorders>
-            <w:tcBorders>
-              <w:insideH w:val="none"/>
-            </w:tcBorders>
-            <w:tcBorders>
-              <w:insideV w:val="none"/>
-            </w:tcBorders>
-          </w:tcPr>
-          <w:p>
-            <w:pPr>
-              <w:jc w:val="left"/>
-            </w:pPr>
-            <w:r>
-              <w:rPr>
-                <w:rFonts w:ascii="Times New Roman" w:hAnsi="Times New Roman" w:eastAsia="Times New Roman"/>
-                <w:b w:val="0"/>
-                <w:i w:val="0"/>
-                <w:sz w:val="24"/>
-              </w:rPr>
-            </w:r>
-          </w:p>
-        </w:tc>
-        <w:tc>
-          <w:tcPr>
-            <w:tcW w:type="dxa" w:w="4535"/>
-            <w:tcBorders>
-              <w:top w:val="none"/>
-            </w:tcBorders>
-            <w:tcBorders>
-              <w:left w:val="none"/>
-            </w:tcBorders>
-            <w:tcBorders>
-              <w:bottom w:val="none"/>
-            </w:tcBorders>
-            <w:tcBorders>
-              <w:right w:val="none"/>
-            </w:tcBorders>
-            <w:tcBorders>
-              <w:insideH w:val="none"/>
-            </w:tcBorders>
-            <w:tcBorders>
-              <w:insideV w:val="none"/>
-            </w:tcBorders>
-          </w:tcPr>
-          <w:p>
-            <w:pPr>
-              <w:jc w:val="left"/>
-            </w:pPr>
-            <w:r>
-              <w:rPr>
-                <w:rFonts w:ascii="Times New Roman" w:hAnsi="Times New Roman" w:eastAsia="Times New Roman"/>
-                <w:b w:val="0"/>
-                <w:i w:val="0"/>
-                <w:sz w:val="24"/>
-              </w:rPr>
-              <w:t>________________________</w:t>
-            </w:r>
-          </w:p>
-        </w:tc>
-      </w:tr>
-      <w:tr>
-        <w:tc>
-          <w:tcPr>
-            <w:tcW w:type="dxa" w:w="2835"/>
-            <w:tcBorders>
-              <w:top w:val="none"/>
-            </w:tcBorders>
-            <w:tcBorders>
-              <w:left w:val="none"/>
-            </w:tcBorders>
-            <w:tcBorders>
-              <w:bottom w:val="none"/>
-            </w:tcBorders>
-            <w:tcBorders>
-              <w:right w:val="none"/>
-            </w:tcBorders>
-            <w:tcBorders>
-              <w:insideH w:val="none"/>
-            </w:tcBorders>
-            <w:tcBorders>
-              <w:insideV w:val="none"/>
-            </w:tcBorders>
-          </w:tcPr>
-          <w:p>
-            <w:pPr>
-              <w:jc w:val="left"/>
-            </w:pPr>
-            <w:r>
-              <w:rPr>
-                <w:rFonts w:ascii="Times New Roman" w:hAnsi="Times New Roman" w:eastAsia="Times New Roman"/>
-                <w:b w:val="0"/>
-                <w:i w:val="0"/>
-                <w:sz w:val="24"/>
-              </w:rPr>
-            </w:r>
-          </w:p>
-        </w:tc>
-        <w:tc>
-          <w:tcPr>
-            <w:tcW w:type="dxa" w:w="4535"/>
-            <w:tcBorders>
-              <w:top w:val="none"/>
-            </w:tcBorders>
-            <w:tcBorders>
-              <w:left w:val="none"/>
-            </w:tcBorders>
-            <w:tcBorders>
-              <w:bottom w:val="none"/>
-            </w:tcBorders>
-            <w:tcBorders>
-              <w:right w:val="none"/>
-            </w:tcBorders>
-            <w:tcBorders>
-              <w:insideH w:val="none"/>
-            </w:tcBorders>
-            <w:tcBorders>
-              <w:insideV w:val="none"/>
-            </w:tcBorders>
-          </w:tcPr>
-          <w:p>
-            <w:pPr>
-              <w:jc w:val="left"/>
-            </w:pPr>
-            <w:r>
-              <w:rPr>
-                <w:rFonts w:ascii="Times New Roman" w:hAnsi="Times New Roman" w:eastAsia="Times New Roman"/>
-                <w:b w:val="0"/>
-                <w:i w:val="0"/>
-                <w:sz w:val="24"/>
-              </w:rPr>
-              <w:t xml:space="preserve">         (подпись)</w:t>
-            </w:r>
-          </w:p>
-        </w:tc>
-      </w:tr>
-      <w:tr>
-        <w:tc>
-          <w:tcPr>
-            <w:tcW w:type="dxa" w:w="4844"/>
-          </w:tcPr>
-          <w:p/>
-        </w:tc>
-        <w:tc>
-          <w:tcPr>
-            <w:tcW w:type="dxa" w:w="4844"/>
-          </w:tcPr>
-          <w:p/>
-        </w:tc>
-      </w:tr>
-      <w:tr>
-        <w:tc>
-          <w:tcPr>
-            <w:tcW w:type="dxa" w:w="2835"/>
-            <w:tcBorders>
-              <w:top w:val="none"/>
-            </w:tcBorders>
-            <w:tcBorders>
-              <w:left w:val="none"/>
-            </w:tcBorders>
-            <w:tcBorders>
-              <w:bottom w:val="none"/>
-            </w:tcBorders>
-            <w:tcBorders>
-              <w:right w:val="none"/>
-            </w:tcBorders>
-            <w:tcBorders>
-              <w:insideH w:val="none"/>
-            </w:tcBorders>
-            <w:tcBorders>
-              <w:insideV w:val="none"/>
-            </w:tcBorders>
-          </w:tcPr>
-          <w:p>
-            <w:pPr>
-              <w:jc w:val="left"/>
-            </w:pPr>
-            <w:r>
-              <w:rPr>
-                <w:rFonts w:ascii="Times New Roman" w:hAnsi="Times New Roman" w:eastAsia="Times New Roman"/>
-                <w:b w:val="0"/>
-                <w:i w:val="0"/>
-                <w:sz w:val="24"/>
-              </w:rPr>
-              <w:t>Оценка:</w:t>
-            </w:r>
-          </w:p>
-        </w:tc>
-        <w:tc>
-          <w:tcPr>
-            <w:tcW w:type="dxa" w:w="4535"/>
-            <w:tcBorders>
-              <w:top w:val="none"/>
-            </w:tcBorders>
-            <w:tcBorders>
-              <w:left w:val="none"/>
-            </w:tcBorders>
-            <w:tcBorders>
-              <w:bottom w:val="none"/>
-            </w:tcBorders>
-            <w:tcBorders>
-              <w:right w:val="none"/>
-            </w:tcBorders>
-            <w:tcBorders>
-              <w:insideH w:val="none"/>
-            </w:tcBorders>
-            <w:tcBorders>
-              <w:insideV w:val="none"/>
-            </w:tcBorders>
-          </w:tcPr>
-          <w:p>
-            <w:pPr>
-              <w:jc w:val="left"/>
-            </w:pPr>
-            <w:r>
-              <w:rPr>
-                <w:rFonts w:ascii="Times New Roman" w:hAnsi="Times New Roman" w:eastAsia="Times New Roman"/>
-                <w:b w:val="0"/>
-                <w:i w:val="0"/>
-                <w:sz w:val="24"/>
-              </w:rPr>
-              <w:t>___________</w:t>
-            </w:r>
-          </w:p>
-        </w:tc>
-      </w:tr>
-      <w:tr>
-        <w:tc>
-          <w:tcPr>
-            <w:tcW w:type="dxa" w:w="2835"/>
-            <w:tcBorders>
-              <w:top w:val="none"/>
-            </w:tcBorders>
-            <w:tcBorders>
-              <w:left w:val="none"/>
-            </w:tcBorders>
-            <w:tcBorders>
-              <w:bottom w:val="none"/>
-            </w:tcBorders>
-            <w:tcBorders>
-              <w:right w:val="none"/>
-            </w:tcBorders>
-            <w:tcBorders>
-              <w:insideH w:val="none"/>
-            </w:tcBorders>
-            <w:tcBorders>
-              <w:insideV w:val="none"/>
-            </w:tcBorders>
-          </w:tcPr>
-          <w:p>
-            <w:pPr>
-              <w:jc w:val="left"/>
-            </w:pPr>
-            <w:r>
-              <w:rPr>
-                <w:rFonts w:ascii="Times New Roman" w:hAnsi="Times New Roman" w:eastAsia="Times New Roman"/>
-                <w:b w:val="0"/>
-                <w:i w:val="0"/>
-                <w:sz w:val="24"/>
-              </w:rPr>
-            </w:r>
-          </w:p>
-        </w:tc>
-        <w:tc>
-          <w:tcPr>
-            <w:tcW w:type="dxa" w:w="4535"/>
-            <w:tcBorders>
-              <w:top w:val="none"/>
-            </w:tcBorders>
-            <w:tcBorders>
-              <w:left w:val="none"/>
-            </w:tcBorders>
-            <w:tcBorders>
-              <w:bottom w:val="none"/>
-            </w:tcBorders>
-            <w:tcBorders>
-              <w:right w:val="none"/>
-            </w:tcBorders>
-            <w:tcBorders>
-              <w:insideH w:val="none"/>
-            </w:tcBorders>
-            <w:tcBorders>
-              <w:insideV w:val="none"/>
-            </w:tcBorders>
-          </w:tcPr>
-          <w:p>
-            <w:pPr>
-              <w:jc w:val="left"/>
-            </w:pPr>
-            <w:r>
-              <w:rPr>
-                <w:rFonts w:ascii="Times New Roman" w:hAnsi="Times New Roman" w:eastAsia="Times New Roman"/>
-                <w:b w:val="0"/>
-                <w:i w:val="0"/>
-                <w:sz w:val="24"/>
-              </w:rPr>
-              <w:t>«____» _____________ 2026 г.</w:t>
-            </w:r>
-          </w:p>
-        </w:tc>
-      </w:tr>
-    </w:tbl>
-    <w:p/>
-    <w:p/>
-    <w:p/>
-    <w:p>
-      <w:pPr>
+    <w:p>
+      <w:pPr>
+        <w:spacing w:before="0" w:after="80" w:line="240" w:lineRule="auto"/>
+        <w:ind w:left="4535" w:firstLine="0"/>
+        <w:jc w:val="left"/>
+      </w:pPr>
+      <w:r>
+        <w:rPr>
+          <w:rFonts w:ascii="Times New Roman" w:hAnsi="Times New Roman" w:eastAsia="Times New Roman"/>
+          <w:b w:val="0"/>
+          <w:i w:val="0"/>
+          <w:sz w:val="24"/>
+        </w:rPr>
+        <w:t>Выполнил(а): студент(ка) гр. ПИН-2-24</w:t>
+      </w:r>
+    </w:p>
+    <w:p>
+      <w:pPr>
+        <w:spacing w:before="0" w:after="80" w:line="240" w:lineRule="auto"/>
+        <w:ind w:left="4535" w:firstLine="0"/>
+        <w:jc w:val="left"/>
+      </w:pPr>
+      <w:r>
+        <w:rPr>
+          <w:rFonts w:ascii="Times New Roman" w:hAnsi="Times New Roman" w:eastAsia="Times New Roman"/>
+          <w:b/>
+          <w:i w:val="0"/>
+          <w:sz w:val="24"/>
+        </w:rPr>
+        <w:t>Орозганов Расул</w:t>
+      </w:r>
+    </w:p>
+    <w:p>
+      <w:pPr>
+        <w:spacing w:before="0" w:after="80" w:line="240" w:lineRule="auto"/>
+        <w:ind w:left="4535" w:firstLine="0"/>
+        <w:jc w:val="left"/>
+      </w:pPr>
+      <w:r>
+        <w:rPr>
+          <w:rFonts w:ascii="Times New Roman" w:hAnsi="Times New Roman" w:eastAsia="Times New Roman"/>
+          <w:b w:val="0"/>
+          <w:i w:val="0"/>
+          <w:sz w:val="24"/>
+        </w:rPr>
+        <w:t>«____» _____________ 2026 г.</w:t>
+      </w:r>
+    </w:p>
+    <w:p>
+      <w:pPr>
+        <w:spacing w:before="160" w:after="0" w:line="240" w:lineRule="auto"/>
+      </w:pPr>
+    </w:p>
+    <w:p>
+      <w:pPr>
+        <w:spacing w:before="0" w:after="80" w:line="240" w:lineRule="auto"/>
+        <w:ind w:left="4535" w:firstLine="0"/>
+        <w:jc w:val="left"/>
+      </w:pPr>
+      <w:r>
+        <w:rPr>
+          <w:rFonts w:ascii="Times New Roman" w:hAnsi="Times New Roman" w:eastAsia="Times New Roman"/>
+          <w:b w:val="0"/>
+          <w:i w:val="0"/>
+          <w:sz w:val="24"/>
+        </w:rPr>
+        <w:t>Проверила: ст. преп. каф. ПИ</w:t>
+      </w:r>
+    </w:p>
+    <w:p>
+      <w:pPr>
+        <w:spacing w:before="0" w:after="80" w:line="240" w:lineRule="auto"/>
+        <w:ind w:left="4535" w:firstLine="0"/>
+        <w:jc w:val="left"/>
+      </w:pPr>
+      <w:r>
+        <w:rPr>
+          <w:rFonts w:ascii="Times New Roman" w:hAnsi="Times New Roman" w:eastAsia="Times New Roman"/>
+          <w:b/>
+          <w:i w:val="0"/>
+          <w:sz w:val="24"/>
+        </w:rPr>
+        <w:t>Элзат Бактыбековна</w:t>
+      </w:r>
+    </w:p>
+    <w:p>
+      <w:pPr>
+        <w:spacing w:before="0" w:after="80" w:line="240" w:lineRule="auto"/>
+        <w:ind w:left="4535" w:firstLine="0"/>
+        <w:jc w:val="left"/>
+      </w:pPr>
+      <w:r>
+        <w:rPr>
+          <w:rFonts w:ascii="Times New Roman" w:hAnsi="Times New Roman" w:eastAsia="Times New Roman"/>
+          <w:b w:val="0"/>
+          <w:i w:val="0"/>
+          <w:sz w:val="24"/>
+        </w:rPr>
+        <w:t>«____» _____________ 2026 г.</w:t>
+      </w:r>
+    </w:p>
+    <w:p>
+      <w:pPr>
+        <w:spacing w:before="160" w:after="0" w:line="240" w:lineRule="auto"/>
+      </w:pPr>
+    </w:p>
+    <w:p>
+      <w:pPr>
+        <w:spacing w:before="0" w:after="80" w:line="240" w:lineRule="auto"/>
+        <w:ind w:left="4535" w:firstLine="0"/>
+        <w:jc w:val="left"/>
+      </w:pPr>
+      <w:r>
+        <w:rPr>
+          <w:rFonts w:ascii="Times New Roman" w:hAnsi="Times New Roman" w:eastAsia="Times New Roman"/>
+          <w:b w:val="0"/>
+          <w:i w:val="0"/>
+          <w:sz w:val="24"/>
+        </w:rPr>
+        <w:t>Оценка: ___________________</w:t>
+      </w:r>
+    </w:p>
+    <w:p>
+      <w:pPr>
+        <w:spacing w:before="600" w:after="0" w:line="240" w:lineRule="auto"/>
+        <w:ind w:firstLine="0"/>
         <w:jc w:val="center"/>
       </w:pPr>
       <w:r>
@@ -9632,268 +8980,389 @@
     </w:p>
     <w:p>
       <w:pPr>
-        <w:spacing w:before="0" w:after="120"/>
-        <w:ind w:firstLine="709"/>
-        <w:jc w:val="both"/>
+        <w:spacing w:before="120" w:after="40"/>
+        <w:jc w:val="center"/>
+      </w:pPr>
+      <w:r>
+        <w:drawing>
+          <wp:inline xmlns:a="http://schemas.openxmlformats.org/drawingml/2006/main" xmlns:pic="http://schemas.openxmlformats.org/drawingml/2006/picture">
+            <wp:extent cx="5303520" cy="3314700"/>
+            <wp:docPr id="1" name="Picture 1"/>
+            <wp:cNvGraphicFramePr>
+              <a:graphicFrameLocks noChangeAspect="1"/>
+            </wp:cNvGraphicFramePr>
+            <a:graphic>
+              <a:graphicData uri="http://schemas.openxmlformats.org/drawingml/2006/picture">
+                <pic:pic>
+                  <pic:nvPicPr>
+                    <pic:cNvPr id="0" name="01_main.png"/>
+                    <pic:cNvPicPr/>
+                  </pic:nvPicPr>
+                  <pic:blipFill>
+                    <a:blip r:embed="rId9"/>
+                    <a:stretch>
+                      <a:fillRect/>
+                    </a:stretch>
+                  </pic:blipFill>
+                  <pic:spPr>
+                    <a:xfrm>
+                      <a:off x="0" y="0"/>
+                      <a:ext cx="5303520" cy="3314700"/>
+                    </a:xfrm>
+                    <a:prstGeom prst="rect"/>
+                  </pic:spPr>
+                </pic:pic>
+              </a:graphicData>
+            </a:graphic>
+          </wp:inline>
+        </w:drawing>
+      </w:r>
+    </w:p>
+    <w:p>
+      <w:pPr>
+        <w:spacing w:before="40" w:after="240"/>
+        <w:jc w:val="center"/>
       </w:pPr>
       <w:r>
         <w:rPr>
           <w:rFonts w:ascii="Times New Roman" w:hAnsi="Times New Roman" w:eastAsia="Times New Roman"/>
           <w:b w:val="0"/>
           <w:i w:val="0"/>
-          <w:sz w:val="28"/>
-        </w:rPr>
-        <w:t>Рисунок А.1 — Главная страница — hero-секция с заголовком, кнопками призыва к действию и полосой статистики.</w:t>
-      </w:r>
-    </w:p>
-    <w:p/>
-    <w:p>
-      <w:pPr>
+          <w:sz w:val="24"/>
+        </w:rPr>
+        <w:t>Рисунок А.1 — Главная страница — hero-секция, кнопки призыва к действию, полоса статистики</w:t>
+      </w:r>
+    </w:p>
+    <w:p>
+      <w:pPr>
+        <w:spacing w:before="120" w:after="40"/>
         <w:jc w:val="center"/>
       </w:pPr>
       <w:r>
-        <w:rPr>
-          <w:rFonts w:ascii="Times New Roman" w:hAnsi="Times New Roman" w:eastAsia="Times New Roman"/>
-          <w:b w:val="0"/>
-          <w:i/>
-          <w:color w:val="8C8C8C"/>
-          <w:sz w:val="22"/>
-        </w:rPr>
-        <w:t>[Место для скриншота — рисунок А.1]</w:t>
-      </w:r>
-    </w:p>
-    <w:p/>
-    <w:p>
-      <w:pPr>
-        <w:spacing w:before="0" w:after="120"/>
-        <w:ind w:firstLine="709"/>
-        <w:jc w:val="both"/>
+        <w:drawing>
+          <wp:inline xmlns:a="http://schemas.openxmlformats.org/drawingml/2006/main" xmlns:pic="http://schemas.openxmlformats.org/drawingml/2006/picture">
+            <wp:extent cx="5303520" cy="3314700"/>
+            <wp:docPr id="2" name="Picture 2"/>
+            <wp:cNvGraphicFramePr>
+              <a:graphicFrameLocks noChangeAspect="1"/>
+            </wp:cNvGraphicFramePr>
+            <a:graphic>
+              <a:graphicData uri="http://schemas.openxmlformats.org/drawingml/2006/picture">
+                <pic:pic>
+                  <pic:nvPicPr>
+                    <pic:cNvPr id="0" name="02_courses.png"/>
+                    <pic:cNvPicPr/>
+                  </pic:nvPicPr>
+                  <pic:blipFill>
+                    <a:blip r:embed="rId10"/>
+                    <a:stretch>
+                      <a:fillRect/>
+                    </a:stretch>
+                  </pic:blipFill>
+                  <pic:spPr>
+                    <a:xfrm>
+                      <a:off x="0" y="0"/>
+                      <a:ext cx="5303520" cy="3314700"/>
+                    </a:xfrm>
+                    <a:prstGeom prst="rect"/>
+                  </pic:spPr>
+                </pic:pic>
+              </a:graphicData>
+            </a:graphic>
+          </wp:inline>
+        </w:drawing>
+      </w:r>
+    </w:p>
+    <w:p>
+      <w:pPr>
+        <w:spacing w:before="40" w:after="240"/>
+        <w:jc w:val="center"/>
       </w:pPr>
       <w:r>
         <w:rPr>
           <w:rFonts w:ascii="Times New Roman" w:hAnsi="Times New Roman" w:eastAsia="Times New Roman"/>
           <w:b w:val="0"/>
           <w:i w:val="0"/>
-          <w:sz w:val="28"/>
-        </w:rPr>
-        <w:t>Рисунок А.2 — Страница курсов — блок категории B с описанием программы и характеристиками.</w:t>
-      </w:r>
-    </w:p>
-    <w:p/>
-    <w:p>
-      <w:pPr>
+          <w:sz w:val="24"/>
+        </w:rPr>
+        <w:t>Рисунок А.2 — Страница курсов — описание категорий, программа, стоимость</w:t>
+      </w:r>
+    </w:p>
+    <w:p>
+      <w:pPr>
+        <w:spacing w:before="120" w:after="40"/>
         <w:jc w:val="center"/>
       </w:pPr>
       <w:r>
-        <w:rPr>
-          <w:rFonts w:ascii="Times New Roman" w:hAnsi="Times New Roman" w:eastAsia="Times New Roman"/>
-          <w:b w:val="0"/>
-          <w:i/>
-          <w:color w:val="8C8C8C"/>
-          <w:sz w:val="22"/>
-        </w:rPr>
-        <w:t>[Место для скриншота — рисунок А.2]</w:t>
-      </w:r>
-    </w:p>
-    <w:p/>
-    <w:p>
-      <w:pPr>
-        <w:spacing w:before="0" w:after="120"/>
-        <w:ind w:firstLine="709"/>
-        <w:jc w:val="both"/>
+        <w:drawing>
+          <wp:inline xmlns:a="http://schemas.openxmlformats.org/drawingml/2006/main" xmlns:pic="http://schemas.openxmlformats.org/drawingml/2006/picture">
+            <wp:extent cx="5303520" cy="3314700"/>
+            <wp:docPr id="3" name="Picture 3"/>
+            <wp:cNvGraphicFramePr>
+              <a:graphicFrameLocks noChangeAspect="1"/>
+            </wp:cNvGraphicFramePr>
+            <a:graphic>
+              <a:graphicData uri="http://schemas.openxmlformats.org/drawingml/2006/picture">
+                <pic:pic>
+                  <pic:nvPicPr>
+                    <pic:cNvPr id="0" name="03_schedule.png"/>
+                    <pic:cNvPicPr/>
+                  </pic:nvPicPr>
+                  <pic:blipFill>
+                    <a:blip r:embed="rId11"/>
+                    <a:stretch>
+                      <a:fillRect/>
+                    </a:stretch>
+                  </pic:blipFill>
+                  <pic:spPr>
+                    <a:xfrm>
+                      <a:off x="0" y="0"/>
+                      <a:ext cx="5303520" cy="3314700"/>
+                    </a:xfrm>
+                    <a:prstGeom prst="rect"/>
+                  </pic:spPr>
+                </pic:pic>
+              </a:graphicData>
+            </a:graphic>
+          </wp:inline>
+        </w:drawing>
+      </w:r>
+    </w:p>
+    <w:p>
+      <w:pPr>
+        <w:spacing w:before="40" w:after="240"/>
+        <w:jc w:val="center"/>
       </w:pPr>
       <w:r>
         <w:rPr>
           <w:rFonts w:ascii="Times New Roman" w:hAnsi="Times New Roman" w:eastAsia="Times New Roman"/>
           <w:b w:val="0"/>
           <w:i w:val="0"/>
-          <w:sz w:val="28"/>
-        </w:rPr>
-        <w:t>Рисунок А.3 — Страница расписания — таблица теоретических занятий с цветовой кодировкой.</w:t>
-      </w:r>
-    </w:p>
-    <w:p/>
-    <w:p>
-      <w:pPr>
+          <w:sz w:val="24"/>
+        </w:rPr>
+        <w:t>Рисунок А.3 — Расписание занятий — таблица с цветовой кодировкой слотов</w:t>
+      </w:r>
+    </w:p>
+    <w:p>
+      <w:pPr>
+        <w:spacing w:before="120" w:after="40"/>
         <w:jc w:val="center"/>
       </w:pPr>
       <w:r>
-        <w:rPr>
-          <w:rFonts w:ascii="Times New Roman" w:hAnsi="Times New Roman" w:eastAsia="Times New Roman"/>
-          <w:b w:val="0"/>
-          <w:i/>
-          <w:color w:val="8C8C8C"/>
-          <w:sz w:val="22"/>
-        </w:rPr>
-        <w:t>[Место для скриншота — рисунок А.3]</w:t>
-      </w:r>
-    </w:p>
-    <w:p/>
-    <w:p>
-      <w:pPr>
-        <w:spacing w:before="0" w:after="120"/>
-        <w:ind w:firstLine="709"/>
-        <w:jc w:val="both"/>
+        <w:drawing>
+          <wp:inline xmlns:a="http://schemas.openxmlformats.org/drawingml/2006/main" xmlns:pic="http://schemas.openxmlformats.org/drawingml/2006/picture">
+            <wp:extent cx="5303520" cy="3314700"/>
+            <wp:docPr id="4" name="Picture 4"/>
+            <wp:cNvGraphicFramePr>
+              <a:graphicFrameLocks noChangeAspect="1"/>
+            </wp:cNvGraphicFramePr>
+            <a:graphic>
+              <a:graphicData uri="http://schemas.openxmlformats.org/drawingml/2006/picture">
+                <pic:pic>
+                  <pic:nvPicPr>
+                    <pic:cNvPr id="0" name="04_instructors.png"/>
+                    <pic:cNvPicPr/>
+                  </pic:nvPicPr>
+                  <pic:blipFill>
+                    <a:blip r:embed="rId12"/>
+                    <a:stretch>
+                      <a:fillRect/>
+                    </a:stretch>
+                  </pic:blipFill>
+                  <pic:spPr>
+                    <a:xfrm>
+                      <a:off x="0" y="0"/>
+                      <a:ext cx="5303520" cy="3314700"/>
+                    </a:xfrm>
+                    <a:prstGeom prst="rect"/>
+                  </pic:spPr>
+                </pic:pic>
+              </a:graphicData>
+            </a:graphic>
+          </wp:inline>
+        </w:drawing>
+      </w:r>
+    </w:p>
+    <w:p>
+      <w:pPr>
+        <w:spacing w:before="40" w:after="240"/>
+        <w:jc w:val="center"/>
       </w:pPr>
       <w:r>
         <w:rPr>
           <w:rFonts w:ascii="Times New Roman" w:hAnsi="Times New Roman" w:eastAsia="Times New Roman"/>
           <w:b w:val="0"/>
           <w:i w:val="0"/>
-          <w:sz w:val="28"/>
-        </w:rPr>
-        <w:t>Рисунок А.4 — Страница инструкторов — карточки преподавателей с рейтингами.</w:t>
-      </w:r>
-    </w:p>
-    <w:p/>
-    <w:p>
-      <w:pPr>
+          <w:sz w:val="24"/>
+        </w:rPr>
+        <w:t>Рисунок А.4 — Страница инструкторов — карточки с рейтингами и категориями</w:t>
+      </w:r>
+    </w:p>
+    <w:p>
+      <w:pPr>
+        <w:spacing w:before="120" w:after="40"/>
         <w:jc w:val="center"/>
       </w:pPr>
       <w:r>
-        <w:rPr>
-          <w:rFonts w:ascii="Times New Roman" w:hAnsi="Times New Roman" w:eastAsia="Times New Roman"/>
-          <w:b w:val="0"/>
-          <w:i/>
-          <w:color w:val="8C8C8C"/>
-          <w:sz w:val="22"/>
-        </w:rPr>
-        <w:t>[Место для скриншота — рисунок А.4]</w:t>
-      </w:r>
-    </w:p>
-    <w:p/>
-    <w:p>
-      <w:pPr>
-        <w:spacing w:before="0" w:after="120"/>
-        <w:ind w:firstLine="709"/>
-        <w:jc w:val="both"/>
+        <w:drawing>
+          <wp:inline xmlns:a="http://schemas.openxmlformats.org/drawingml/2006/main" xmlns:pic="http://schemas.openxmlformats.org/drawingml/2006/picture">
+            <wp:extent cx="5303520" cy="3314700"/>
+            <wp:docPr id="5" name="Picture 5"/>
+            <wp:cNvGraphicFramePr>
+              <a:graphicFrameLocks noChangeAspect="1"/>
+            </wp:cNvGraphicFramePr>
+            <a:graphic>
+              <a:graphicData uri="http://schemas.openxmlformats.org/drawingml/2006/picture">
+                <pic:pic>
+                  <pic:nvPicPr>
+                    <pic:cNvPr id="0" name="05_register.png"/>
+                    <pic:cNvPicPr/>
+                  </pic:nvPicPr>
+                  <pic:blipFill>
+                    <a:blip r:embed="rId13"/>
+                    <a:stretch>
+                      <a:fillRect/>
+                    </a:stretch>
+                  </pic:blipFill>
+                  <pic:spPr>
+                    <a:xfrm>
+                      <a:off x="0" y="0"/>
+                      <a:ext cx="5303520" cy="3314700"/>
+                    </a:xfrm>
+                    <a:prstGeom prst="rect"/>
+                  </pic:spPr>
+                </pic:pic>
+              </a:graphicData>
+            </a:graphic>
+          </wp:inline>
+        </w:drawing>
+      </w:r>
+    </w:p>
+    <w:p>
+      <w:pPr>
+        <w:spacing w:before="40" w:after="240"/>
+        <w:jc w:val="center"/>
       </w:pPr>
       <w:r>
         <w:rPr>
           <w:rFonts w:ascii="Times New Roman" w:hAnsi="Times New Roman" w:eastAsia="Times New Roman"/>
           <w:b w:val="0"/>
           <w:i w:val="0"/>
-          <w:sz w:val="28"/>
-        </w:rPr>
-        <w:t>Рисунок А.5 — Форма записи на курс — заполненная форма с блоком документов.</w:t>
-      </w:r>
-    </w:p>
-    <w:p/>
-    <w:p>
-      <w:pPr>
+          <w:sz w:val="24"/>
+        </w:rPr>
+        <w:t>Рисунок А.5 — Форма онлайн-записи на курс</w:t>
+      </w:r>
+    </w:p>
+    <w:p>
+      <w:pPr>
+        <w:spacing w:before="120" w:after="40"/>
         <w:jc w:val="center"/>
       </w:pPr>
       <w:r>
-        <w:rPr>
-          <w:rFonts w:ascii="Times New Roman" w:hAnsi="Times New Roman" w:eastAsia="Times New Roman"/>
-          <w:b w:val="0"/>
-          <w:i/>
-          <w:color w:val="8C8C8C"/>
-          <w:sz w:val="22"/>
-        </w:rPr>
-        <w:t>[Место для скриншота — рисунок А.5]</w:t>
-      </w:r>
-    </w:p>
-    <w:p/>
-    <w:p>
-      <w:pPr>
-        <w:spacing w:before="0" w:after="120"/>
-        <w:ind w:firstLine="709"/>
-        <w:jc w:val="both"/>
+        <w:drawing>
+          <wp:inline xmlns:a="http://schemas.openxmlformats.org/drawingml/2006/main" xmlns:pic="http://schemas.openxmlformats.org/drawingml/2006/picture">
+            <wp:extent cx="5303520" cy="3314700"/>
+            <wp:docPr id="6" name="Picture 6"/>
+            <wp:cNvGraphicFramePr>
+              <a:graphicFrameLocks noChangeAspect="1"/>
+            </wp:cNvGraphicFramePr>
+            <a:graphic>
+              <a:graphicData uri="http://schemas.openxmlformats.org/drawingml/2006/picture">
+                <pic:pic>
+                  <pic:nvPicPr>
+                    <pic:cNvPr id="0" name="06_login.png"/>
+                    <pic:cNvPicPr/>
+                  </pic:nvPicPr>
+                  <pic:blipFill>
+                    <a:blip r:embed="rId14"/>
+                    <a:stretch>
+                      <a:fillRect/>
+                    </a:stretch>
+                  </pic:blipFill>
+                  <pic:spPr>
+                    <a:xfrm>
+                      <a:off x="0" y="0"/>
+                      <a:ext cx="5303520" cy="3314700"/>
+                    </a:xfrm>
+                    <a:prstGeom prst="rect"/>
+                  </pic:spPr>
+                </pic:pic>
+              </a:graphicData>
+            </a:graphic>
+          </wp:inline>
+        </w:drawing>
+      </w:r>
+    </w:p>
+    <w:p>
+      <w:pPr>
+        <w:spacing w:before="40" w:after="240"/>
+        <w:jc w:val="center"/>
       </w:pPr>
       <w:r>
         <w:rPr>
           <w:rFonts w:ascii="Times New Roman" w:hAnsi="Times New Roman" w:eastAsia="Times New Roman"/>
           <w:b w:val="0"/>
           <w:i w:val="0"/>
-          <w:sz w:val="28"/>
-        </w:rPr>
-        <w:t>Рисунок А.6 — Страница авторизации — форма входа с альтернативными методами.</w:t>
-      </w:r>
-    </w:p>
-    <w:p/>
-    <w:p>
-      <w:pPr>
+          <w:sz w:val="24"/>
+        </w:rPr>
+        <w:t>Рисунок А.6 — Страница авторизации — вход и регистрация</w:t>
+      </w:r>
+    </w:p>
+    <w:p>
+      <w:pPr>
+        <w:spacing w:before="120" w:after="40"/>
         <w:jc w:val="center"/>
       </w:pPr>
       <w:r>
-        <w:rPr>
-          <w:rFonts w:ascii="Times New Roman" w:hAnsi="Times New Roman" w:eastAsia="Times New Roman"/>
-          <w:b w:val="0"/>
-          <w:i/>
-          <w:color w:val="8C8C8C"/>
-          <w:sz w:val="22"/>
-        </w:rPr>
-        <w:t>[Место для скриншота — рисунок А.6]</w:t>
-      </w:r>
-    </w:p>
-    <w:p/>
-    <w:p>
-      <w:pPr>
-        <w:spacing w:before="0" w:after="120"/>
-        <w:ind w:firstLine="709"/>
-        <w:jc w:val="both"/>
+        <w:drawing>
+          <wp:inline xmlns:a="http://schemas.openxmlformats.org/drawingml/2006/main" xmlns:pic="http://schemas.openxmlformats.org/drawingml/2006/picture">
+            <wp:extent cx="5303520" cy="3314700"/>
+            <wp:docPr id="7" name="Picture 7"/>
+            <wp:cNvGraphicFramePr>
+              <a:graphicFrameLocks noChangeAspect="1"/>
+            </wp:cNvGraphicFramePr>
+            <a:graphic>
+              <a:graphicData uri="http://schemas.openxmlformats.org/drawingml/2006/picture">
+                <pic:pic>
+                  <pic:nvPicPr>
+                    <pic:cNvPr id="0" name="07_cabinet.png"/>
+                    <pic:cNvPicPr/>
+                  </pic:nvPicPr>
+                  <pic:blipFill>
+                    <a:blip r:embed="rId15"/>
+                    <a:stretch>
+                      <a:fillRect/>
+                    </a:stretch>
+                  </pic:blipFill>
+                  <pic:spPr>
+                    <a:xfrm>
+                      <a:off x="0" y="0"/>
+                      <a:ext cx="5303520" cy="3314700"/>
+                    </a:xfrm>
+                    <a:prstGeom prst="rect"/>
+                  </pic:spPr>
+                </pic:pic>
+              </a:graphicData>
+            </a:graphic>
+          </wp:inline>
+        </w:drawing>
+      </w:r>
+    </w:p>
+    <w:p>
+      <w:pPr>
+        <w:spacing w:before="40" w:after="240"/>
+        <w:jc w:val="center"/>
       </w:pPr>
       <w:r>
         <w:rPr>
           <w:rFonts w:ascii="Times New Roman" w:hAnsi="Times New Roman" w:eastAsia="Times New Roman"/>
           <w:b w:val="0"/>
           <w:i w:val="0"/>
-          <w:sz w:val="28"/>
-        </w:rPr>
-        <w:t>Рисунок А.7 — Личный кабинет — раздел «Дашборд» с SVG-диаграммами прогресса.</w:t>
-      </w:r>
-    </w:p>
-    <w:p/>
-    <w:p>
-      <w:pPr>
-        <w:jc w:val="center"/>
-      </w:pPr>
-      <w:r>
-        <w:rPr>
-          <w:rFonts w:ascii="Times New Roman" w:hAnsi="Times New Roman" w:eastAsia="Times New Roman"/>
-          <w:b w:val="0"/>
-          <w:i/>
-          <w:color w:val="8C8C8C"/>
-          <w:sz w:val="22"/>
-        </w:rPr>
-        <w:t>[Место для скриншота — рисунок А.7]</w:t>
-      </w:r>
-    </w:p>
-    <w:p/>
-    <w:p>
-      <w:pPr>
-        <w:spacing w:before="0" w:after="120"/>
-        <w:ind w:firstLine="709"/>
-        <w:jc w:val="both"/>
-      </w:pPr>
-      <w:r>
-        <w:rPr>
-          <w:rFonts w:ascii="Times New Roman" w:hAnsi="Times New Roman" w:eastAsia="Times New Roman"/>
-          <w:b w:val="0"/>
-          <w:i w:val="0"/>
-          <w:sz w:val="28"/>
-        </w:rPr>
-        <w:t>Рисунок А.8 — Мобильная версия главной страницы (ширина 375 px) — navbar свёрнут.</w:t>
-      </w:r>
-    </w:p>
-    <w:p/>
-    <w:p>
-      <w:pPr>
-        <w:jc w:val="center"/>
-      </w:pPr>
-      <w:r>
-        <w:rPr>
-          <w:rFonts w:ascii="Times New Roman" w:hAnsi="Times New Roman" w:eastAsia="Times New Roman"/>
-          <w:b w:val="0"/>
-          <w:i/>
-          <w:color w:val="8C8C8C"/>
-          <w:sz w:val="22"/>
-        </w:rPr>
-        <w:t>[Место для скриншота — рисунок А.8]</w:t>
-      </w:r>
-    </w:p>
-    <w:p/>
+          <w:sz w:val="24"/>
+        </w:rPr>
+        <w:t>Рисунок А.7 — Личный кабинет — дашборд с диаграммами прогресса</w:t>
+      </w:r>
+    </w:p>
     <w:p>
       <w:pPr>
         <w:spacing w:before="280" w:after="120"/>

--- a/Пояснительная_записка_Автошкола.docx
+++ b/Пояснительная_записка_Автошкола.docx
@@ -6621,7 +6621,61 @@
           <w:i w:val="0"/>
           <w:sz w:val="28"/>
         </w:rPr>
-        <w:t>Главная страница (index.html). Hero-секция занимает полный экран и содержит: заголовок, подзаголовок, две кнопки призыва к действию («Записаться» → register.html, «Смотреть курсы» → courses.html) и декоративную карточку-бейдж «95% сдают с первого раза» в правой части. Фоновое изображение — фотография инструктора с учеником (Unsplash CDN). Полоса статистики под hero показывает четыре анимированных показателя: 15 лет, 3500+ выпускников, 12 инструкторов, 4 категории.</w:t>
+        <w:t>Главная страница (index.html). Hero-секция занимает полный экран и содержит: заголовок «Ваш путь к правам начинается здесь», подзаголовок, две кнопки призыва к действию («Записаться» и «Смотреть курсы»), декоративный бейдж «95% сдают с первого раза». Фоновое изображение — фотография инструктора с учеником (Unsplash CDN). Полоса статистики отображает анимированные счётчики: 15 лет, 3500+ выпускников, 12 инструкторов, 4 категории (рисунок 1).</w:t>
+      </w:r>
+    </w:p>
+    <w:p>
+      <w:pPr>
+        <w:spacing w:before="160" w:after="80"/>
+        <w:jc w:val="center"/>
+      </w:pPr>
+      <w:r>
+        <w:drawing>
+          <wp:inline xmlns:a="http://schemas.openxmlformats.org/drawingml/2006/main" xmlns:pic="http://schemas.openxmlformats.org/drawingml/2006/picture">
+            <wp:extent cx="5120640" cy="3200400"/>
+            <wp:docPr id="1" name="Picture 1"/>
+            <wp:cNvGraphicFramePr>
+              <a:graphicFrameLocks noChangeAspect="1"/>
+            </wp:cNvGraphicFramePr>
+            <a:graphic>
+              <a:graphicData uri="http://schemas.openxmlformats.org/drawingml/2006/picture">
+                <pic:pic>
+                  <pic:nvPicPr>
+                    <pic:cNvPr id="0" name="01_main.png"/>
+                    <pic:cNvPicPr/>
+                  </pic:nvPicPr>
+                  <pic:blipFill>
+                    <a:blip r:embed="rId9"/>
+                    <a:stretch>
+                      <a:fillRect/>
+                    </a:stretch>
+                  </pic:blipFill>
+                  <pic:spPr>
+                    <a:xfrm>
+                      <a:off x="0" y="0"/>
+                      <a:ext cx="5120640" cy="3200400"/>
+                    </a:xfrm>
+                    <a:prstGeom prst="rect"/>
+                  </pic:spPr>
+                </pic:pic>
+              </a:graphicData>
+            </a:graphic>
+          </wp:inline>
+        </w:drawing>
+      </w:r>
+    </w:p>
+    <w:p>
+      <w:pPr>
+        <w:spacing w:before="40" w:after="280"/>
+        <w:jc w:val="center"/>
+      </w:pPr>
+      <w:r>
+        <w:rPr>
+          <w:rFonts w:ascii="Times New Roman" w:hAnsi="Times New Roman"/>
+          <w:i/>
+          <w:sz w:val="24"/>
+        </w:rPr>
+        <w:t>Рисунок 1 — Главная страница — hero-секция с заголовком, кнопками записи и полосой статистики</w:t>
       </w:r>
     </w:p>
     <w:p>
@@ -6637,7 +6691,61 @@
           <w:i w:val="0"/>
           <w:sz w:val="28"/>
         </w:rPr>
-        <w:t>Страница курсов (courses.html). Каждая из четырёх категорий (A, B, C, D) представлена секцией с чередующимся расположением (фото + текст / текст + фото). Секция содержит: заголовок категории, описание программы, блок из 4 характеристик (теория/часов, практика/часов, срок, стоимость), кнопку записи. Внизу расположена таблица тарифов с выделением категории B как наиболее популярной («хит»).</w:t>
+        <w:t>Страница курсов (courses.html). Каждая из четырёх категорий (A, B, C, D) представлена в секции с чередующимся расположением «фото + текст» и «текст + фото». Каждый блок включает заголовок категории, программу обучения, блок характеристик (теория/часов, практика/часов, срок, стоимость) и кнопку записи. Внизу страницы — сравнительная таблица тарифов с выделением категории B как наиболее популярной (рисунок 2).</w:t>
+      </w:r>
+    </w:p>
+    <w:p>
+      <w:pPr>
+        <w:spacing w:before="160" w:after="80"/>
+        <w:jc w:val="center"/>
+      </w:pPr>
+      <w:r>
+        <w:drawing>
+          <wp:inline xmlns:a="http://schemas.openxmlformats.org/drawingml/2006/main" xmlns:pic="http://schemas.openxmlformats.org/drawingml/2006/picture">
+            <wp:extent cx="5120640" cy="3200400"/>
+            <wp:docPr id="2" name="Picture 2"/>
+            <wp:cNvGraphicFramePr>
+              <a:graphicFrameLocks noChangeAspect="1"/>
+            </wp:cNvGraphicFramePr>
+            <a:graphic>
+              <a:graphicData uri="http://schemas.openxmlformats.org/drawingml/2006/picture">
+                <pic:pic>
+                  <pic:nvPicPr>
+                    <pic:cNvPr id="0" name="02_courses.png"/>
+                    <pic:cNvPicPr/>
+                  </pic:nvPicPr>
+                  <pic:blipFill>
+                    <a:blip r:embed="rId10"/>
+                    <a:stretch>
+                      <a:fillRect/>
+                    </a:stretch>
+                  </pic:blipFill>
+                  <pic:spPr>
+                    <a:xfrm>
+                      <a:off x="0" y="0"/>
+                      <a:ext cx="5120640" cy="3200400"/>
+                    </a:xfrm>
+                    <a:prstGeom prst="rect"/>
+                  </pic:spPr>
+                </pic:pic>
+              </a:graphicData>
+            </a:graphic>
+          </wp:inline>
+        </w:drawing>
+      </w:r>
+    </w:p>
+    <w:p>
+      <w:pPr>
+        <w:spacing w:before="40" w:after="280"/>
+        <w:jc w:val="center"/>
+      </w:pPr>
+      <w:r>
+        <w:rPr>
+          <w:rFonts w:ascii="Times New Roman" w:hAnsi="Times New Roman"/>
+          <w:i/>
+          <w:sz w:val="24"/>
+        </w:rPr>
+        <w:t>Рисунок 2 — Страница курсов — описание категорий с программами и сравнительная таблица тарифов</w:t>
       </w:r>
     </w:p>
     <w:p>
@@ -6653,7 +6761,61 @@
           <w:i w:val="0"/>
           <w:sz w:val="28"/>
         </w:rPr>
-        <w:t>Расписание (schedule.html). Страница содержит панель фильтров (по инструктору, категории, типу занятий), легенду с цветовыми слотами и две таблицы: теоретические и практические занятия. При выборе инструктора в фильтре JS скрывает строки с другим значением data-instructor, показывая только нужные. Под таблицами — предупреждение об актуальности расписания и кнопка записи.</w:t>
+        <w:t>Расписание занятий (schedule.html). Страница содержит панель фильтров (по инструктору, категории, типу занятий), легенду с цветовой кодировкой слотов и две таблицы: теоретические и практические занятия на неделю. При выборе инструктора JavaScript скрывает строки с другим значением атрибута data-instructor, оставляя только нужные занятия (рисунок 3).</w:t>
+      </w:r>
+    </w:p>
+    <w:p>
+      <w:pPr>
+        <w:spacing w:before="160" w:after="80"/>
+        <w:jc w:val="center"/>
+      </w:pPr>
+      <w:r>
+        <w:drawing>
+          <wp:inline xmlns:a="http://schemas.openxmlformats.org/drawingml/2006/main" xmlns:pic="http://schemas.openxmlformats.org/drawingml/2006/picture">
+            <wp:extent cx="5120640" cy="3200400"/>
+            <wp:docPr id="3" name="Picture 3"/>
+            <wp:cNvGraphicFramePr>
+              <a:graphicFrameLocks noChangeAspect="1"/>
+            </wp:cNvGraphicFramePr>
+            <a:graphic>
+              <a:graphicData uri="http://schemas.openxmlformats.org/drawingml/2006/picture">
+                <pic:pic>
+                  <pic:nvPicPr>
+                    <pic:cNvPr id="0" name="03_schedule.png"/>
+                    <pic:cNvPicPr/>
+                  </pic:nvPicPr>
+                  <pic:blipFill>
+                    <a:blip r:embed="rId11"/>
+                    <a:stretch>
+                      <a:fillRect/>
+                    </a:stretch>
+                  </pic:blipFill>
+                  <pic:spPr>
+                    <a:xfrm>
+                      <a:off x="0" y="0"/>
+                      <a:ext cx="5120640" cy="3200400"/>
+                    </a:xfrm>
+                    <a:prstGeom prst="rect"/>
+                  </pic:spPr>
+                </pic:pic>
+              </a:graphicData>
+            </a:graphic>
+          </wp:inline>
+        </w:drawing>
+      </w:r>
+    </w:p>
+    <w:p>
+      <w:pPr>
+        <w:spacing w:before="40" w:after="280"/>
+        <w:jc w:val="center"/>
+      </w:pPr>
+      <w:r>
+        <w:rPr>
+          <w:rFonts w:ascii="Times New Roman" w:hAnsi="Times New Roman"/>
+          <w:i/>
+          <w:sz w:val="24"/>
+        </w:rPr>
+        <w:t>Рисунок 3 — Расписание занятий — таблица с цветовой кодировкой: теория, площадка, город, экзамен</w:t>
       </w:r>
     </w:p>
     <w:p>
@@ -6669,7 +6831,61 @@
           <w:i w:val="0"/>
           <w:sz w:val="28"/>
         </w:rPr>
-        <w:t>Инструкторы (instructors.html). Шесть карточек преподавателей в сетке col-lg-4. Каждая карточка: фото (Unsplash CDN portrait), имя, должность, звёздный рейтинг, цитата, теги-категории, бейдж с опытом работы. Все фотографии одного размера (соотношение сторон фиксировано CSS object-fit: cover).</w:t>
+        <w:t>Страница инструкторов (instructors.html). Шесть карточек преподавателей расположены в сетке Bootstrap col-lg-4. Каждая карточка содержит: портретное фото, имя и должность, звёздный рейтинг со счётчиком оценок, цитату инструктора, теги открытых категорий и бейдж с количеством лет опыта (рисунок 4).</w:t>
+      </w:r>
+    </w:p>
+    <w:p>
+      <w:pPr>
+        <w:spacing w:before="160" w:after="80"/>
+        <w:jc w:val="center"/>
+      </w:pPr>
+      <w:r>
+        <w:drawing>
+          <wp:inline xmlns:a="http://schemas.openxmlformats.org/drawingml/2006/main" xmlns:pic="http://schemas.openxmlformats.org/drawingml/2006/picture">
+            <wp:extent cx="5120640" cy="3200400"/>
+            <wp:docPr id="4" name="Picture 4"/>
+            <wp:cNvGraphicFramePr>
+              <a:graphicFrameLocks noChangeAspect="1"/>
+            </wp:cNvGraphicFramePr>
+            <a:graphic>
+              <a:graphicData uri="http://schemas.openxmlformats.org/drawingml/2006/picture">
+                <pic:pic>
+                  <pic:nvPicPr>
+                    <pic:cNvPr id="0" name="04_instructors.png"/>
+                    <pic:cNvPicPr/>
+                  </pic:nvPicPr>
+                  <pic:blipFill>
+                    <a:blip r:embed="rId12"/>
+                    <a:stretch>
+                      <a:fillRect/>
+                    </a:stretch>
+                  </pic:blipFill>
+                  <pic:spPr>
+                    <a:xfrm>
+                      <a:off x="0" y="0"/>
+                      <a:ext cx="5120640" cy="3200400"/>
+                    </a:xfrm>
+                    <a:prstGeom prst="rect"/>
+                  </pic:spPr>
+                </pic:pic>
+              </a:graphicData>
+            </a:graphic>
+          </wp:inline>
+        </w:drawing>
+      </w:r>
+    </w:p>
+    <w:p>
+      <w:pPr>
+        <w:spacing w:before="40" w:after="280"/>
+        <w:jc w:val="center"/>
+      </w:pPr>
+      <w:r>
+        <w:rPr>
+          <w:rFonts w:ascii="Times New Roman" w:hAnsi="Times New Roman"/>
+          <w:i/>
+          <w:sz w:val="24"/>
+        </w:rPr>
+        <w:t>Рисунок 4 — Страница инструкторов — карточки с фото, рейтингом и категориями</w:t>
       </w:r>
     </w:p>
     <w:p>
@@ -6685,7 +6901,61 @@
           <w:i w:val="0"/>
           <w:sz w:val="28"/>
         </w:rPr>
-        <w:t>Форма записи (register.html). Трёхсекционная форма: «Личные данные» (фамилия, имя, отчество, телефон, дата рождения, email), «Выбор курса» (категория, инструктор, время, дата начала), «Дополнительно» (наличие прав, вариант оплаты, комментарий, чекбокс согласия). Боковая панель (col-lg-4) содержит перечень документов, контактный телефон, WhatsApp и схематичную карту.</w:t>
+        <w:t>Форма онлайн-записи (register.html). Форма разбита на три смысловые группы: «Личные данные» (фамилия, имя, телефон, дата рождения, email), «Выбор курса» (категория, инструктор, удобное время, дата начала), «Дополнительно» (наличие прав, вариант оплаты, комментарий, чекбокс согласия на обработку данных). Боковая панель содержит список необходимых документов и контактные кнопки. При успешной отправке появляется зелёное уведомление (рисунок 5).</w:t>
+      </w:r>
+    </w:p>
+    <w:p>
+      <w:pPr>
+        <w:spacing w:before="160" w:after="80"/>
+        <w:jc w:val="center"/>
+      </w:pPr>
+      <w:r>
+        <w:drawing>
+          <wp:inline xmlns:a="http://schemas.openxmlformats.org/drawingml/2006/main" xmlns:pic="http://schemas.openxmlformats.org/drawingml/2006/picture">
+            <wp:extent cx="5120640" cy="3200400"/>
+            <wp:docPr id="5" name="Picture 5"/>
+            <wp:cNvGraphicFramePr>
+              <a:graphicFrameLocks noChangeAspect="1"/>
+            </wp:cNvGraphicFramePr>
+            <a:graphic>
+              <a:graphicData uri="http://schemas.openxmlformats.org/drawingml/2006/picture">
+                <pic:pic>
+                  <pic:nvPicPr>
+                    <pic:cNvPr id="0" name="05_register.png"/>
+                    <pic:cNvPicPr/>
+                  </pic:nvPicPr>
+                  <pic:blipFill>
+                    <a:blip r:embed="rId13"/>
+                    <a:stretch>
+                      <a:fillRect/>
+                    </a:stretch>
+                  </pic:blipFill>
+                  <pic:spPr>
+                    <a:xfrm>
+                      <a:off x="0" y="0"/>
+                      <a:ext cx="5120640" cy="3200400"/>
+                    </a:xfrm>
+                    <a:prstGeom prst="rect"/>
+                  </pic:spPr>
+                </pic:pic>
+              </a:graphicData>
+            </a:graphic>
+          </wp:inline>
+        </w:drawing>
+      </w:r>
+    </w:p>
+    <w:p>
+      <w:pPr>
+        <w:spacing w:before="40" w:after="280"/>
+        <w:jc w:val="center"/>
+      </w:pPr>
+      <w:r>
+        <w:rPr>
+          <w:rFonts w:ascii="Times New Roman" w:hAnsi="Times New Roman"/>
+          <w:i/>
+          <w:sz w:val="24"/>
+        </w:rPr>
+        <w:t>Рисунок 5 — Форма онлайн-записи на курс — три секции с валидацией и боковой информационной панелью</w:t>
       </w:r>
     </w:p>
     <w:p>
@@ -6701,7 +6971,61 @@
           <w:i w:val="0"/>
           <w:sz w:val="28"/>
         </w:rPr>
-        <w:t>Авторизация (login.html). Компактная карточка по центру страницы, без стандартного navbar. Содержит логотип, вкладки «Вход» / «Регистрация» (Bootstrap Tabs), две формы. Форма входа: логин, пароль + кнопка показа/скрытия, чекбокс «Запомнить меня», кнопки Google и Telegram (симуляция OAuth). Форма регистрации: фамилия, имя, телефон, email, пароль + подтверждение.</w:t>
+        <w:t>Страница авторизации (login.html). Реализована как компактная карточка по центру страницы с двумя вкладками Bootstrap Tabs: «Вход» и «Регистрация». Форма входа включает поле логина, поле пароля с кнопкой показа/скрытия, чекбокс «Запомнить меня» и альтернативные кнопки входа через Google и Telegram. Форма регистрации содержит поля ФИО, телефона, email, пароля с проверкой совпадения (рисунок 6).</w:t>
+      </w:r>
+    </w:p>
+    <w:p>
+      <w:pPr>
+        <w:spacing w:before="160" w:after="80"/>
+        <w:jc w:val="center"/>
+      </w:pPr>
+      <w:r>
+        <w:drawing>
+          <wp:inline xmlns:a="http://schemas.openxmlformats.org/drawingml/2006/main" xmlns:pic="http://schemas.openxmlformats.org/drawingml/2006/picture">
+            <wp:extent cx="5120640" cy="3200400"/>
+            <wp:docPr id="6" name="Picture 6"/>
+            <wp:cNvGraphicFramePr>
+              <a:graphicFrameLocks noChangeAspect="1"/>
+            </wp:cNvGraphicFramePr>
+            <a:graphic>
+              <a:graphicData uri="http://schemas.openxmlformats.org/drawingml/2006/picture">
+                <pic:pic>
+                  <pic:nvPicPr>
+                    <pic:cNvPr id="0" name="06_login.png"/>
+                    <pic:cNvPicPr/>
+                  </pic:nvPicPr>
+                  <pic:blipFill>
+                    <a:blip r:embed="rId14"/>
+                    <a:stretch>
+                      <a:fillRect/>
+                    </a:stretch>
+                  </pic:blipFill>
+                  <pic:spPr>
+                    <a:xfrm>
+                      <a:off x="0" y="0"/>
+                      <a:ext cx="5120640" cy="3200400"/>
+                    </a:xfrm>
+                    <a:prstGeom prst="rect"/>
+                  </pic:spPr>
+                </pic:pic>
+              </a:graphicData>
+            </a:graphic>
+          </wp:inline>
+        </w:drawing>
+      </w:r>
+    </w:p>
+    <w:p>
+      <w:pPr>
+        <w:spacing w:before="40" w:after="280"/>
+        <w:jc w:val="center"/>
+      </w:pPr>
+      <w:r>
+        <w:rPr>
+          <w:rFonts w:ascii="Times New Roman" w:hAnsi="Times New Roman"/>
+          <w:i/>
+          <w:sz w:val="24"/>
+        </w:rPr>
+        <w:t>Рисунок 6 — Страница авторизации — вход и регистрация с вкладками Bootstrap Tabs</w:t>
       </w:r>
     </w:p>
     <w:p>
@@ -6717,7 +7041,61 @@
           <w:i w:val="0"/>
           <w:sz w:val="28"/>
         </w:rPr>
-        <w:t>Личный кабинет (cabinet.html). Наиболее сложная страница. Шапка кабинета содержит аватар, имя ученика (Орозганов Расул), категорию B и круговой прогресс-бар. Вертикальное меню в sidebar содержит 6 пунктов: Дашборд, Профиль, Занятия, Тесты ПДД, Оплата, Документы. Дашборд включает три SVG-круга прогресса (теория 72%, практика 38%, общий 55%) и таблицу ближайших занятий с цветовыми метками. ПДД-тест содержит 5 вопросов с таймером обратного отсчёта и автоматической проверкой ответа.</w:t>
+        <w:t>Личный кабинет (cabinet.html). Наиболее функционально насыщенная страница. Двухколоночный макет: слева — карточка ученика и вертикальное меню из 6 пунктов (Дашборд, Профиль, Занятия, Тесты ПДД, Оплата, Документы); справа — контентная область активного раздела. Дашборд отображает три SVG-диаграммы прогресса (теория 72%, практика 38%, общий 55%) и таблицу ближайших занятий. Раздел «Тесты ПДД» содержит интерактивный тест с таймером обратного отсчёта и автоматической проверкой ответа (рисунок 7).</w:t>
+      </w:r>
+    </w:p>
+    <w:p>
+      <w:pPr>
+        <w:spacing w:before="160" w:after="80"/>
+        <w:jc w:val="center"/>
+      </w:pPr>
+      <w:r>
+        <w:drawing>
+          <wp:inline xmlns:a="http://schemas.openxmlformats.org/drawingml/2006/main" xmlns:pic="http://schemas.openxmlformats.org/drawingml/2006/picture">
+            <wp:extent cx="5120640" cy="3200400"/>
+            <wp:docPr id="7" name="Picture 7"/>
+            <wp:cNvGraphicFramePr>
+              <a:graphicFrameLocks noChangeAspect="1"/>
+            </wp:cNvGraphicFramePr>
+            <a:graphic>
+              <a:graphicData uri="http://schemas.openxmlformats.org/drawingml/2006/picture">
+                <pic:pic>
+                  <pic:nvPicPr>
+                    <pic:cNvPr id="0" name="07_cabinet.png"/>
+                    <pic:cNvPicPr/>
+                  </pic:nvPicPr>
+                  <pic:blipFill>
+                    <a:blip r:embed="rId15"/>
+                    <a:stretch>
+                      <a:fillRect/>
+                    </a:stretch>
+                  </pic:blipFill>
+                  <pic:spPr>
+                    <a:xfrm>
+                      <a:off x="0" y="0"/>
+                      <a:ext cx="5120640" cy="3200400"/>
+                    </a:xfrm>
+                    <a:prstGeom prst="rect"/>
+                  </pic:spPr>
+                </pic:pic>
+              </a:graphicData>
+            </a:graphic>
+          </wp:inline>
+        </w:drawing>
+      </w:r>
+    </w:p>
+    <w:p>
+      <w:pPr>
+        <w:spacing w:before="40" w:after="280"/>
+        <w:jc w:val="center"/>
+      </w:pPr>
+      <w:r>
+        <w:rPr>
+          <w:rFonts w:ascii="Times New Roman" w:hAnsi="Times New Roman"/>
+          <w:i/>
+          <w:sz w:val="24"/>
+        </w:rPr>
+        <w:t>Рисунок 7 — Личный кабинет ученика — дашборд с диаграммами прогресса и таблицей занятий</w:t>
       </w:r>
     </w:p>
     <w:p>
@@ -8987,7 +9365,7 @@
         <w:drawing>
           <wp:inline xmlns:a="http://schemas.openxmlformats.org/drawingml/2006/main" xmlns:pic="http://schemas.openxmlformats.org/drawingml/2006/picture">
             <wp:extent cx="5303520" cy="3314700"/>
-            <wp:docPr id="1" name="Picture 1"/>
+            <wp:docPr id="8" name="Picture 8"/>
             <wp:cNvGraphicFramePr>
               <a:graphicFrameLocks noChangeAspect="1"/>
             </wp:cNvGraphicFramePr>
@@ -9042,7 +9420,7 @@
         <w:drawing>
           <wp:inline xmlns:a="http://schemas.openxmlformats.org/drawingml/2006/main" xmlns:pic="http://schemas.openxmlformats.org/drawingml/2006/picture">
             <wp:extent cx="5303520" cy="3314700"/>
-            <wp:docPr id="2" name="Picture 2"/>
+            <wp:docPr id="9" name="Picture 9"/>
             <wp:cNvGraphicFramePr>
               <a:graphicFrameLocks noChangeAspect="1"/>
             </wp:cNvGraphicFramePr>
@@ -9097,7 +9475,7 @@
         <w:drawing>
           <wp:inline xmlns:a="http://schemas.openxmlformats.org/drawingml/2006/main" xmlns:pic="http://schemas.openxmlformats.org/drawingml/2006/picture">
             <wp:extent cx="5303520" cy="3314700"/>
-            <wp:docPr id="3" name="Picture 3"/>
+            <wp:docPr id="10" name="Picture 10"/>
             <wp:cNvGraphicFramePr>
               <a:graphicFrameLocks noChangeAspect="1"/>
             </wp:cNvGraphicFramePr>
@@ -9152,7 +9530,7 @@
         <w:drawing>
           <wp:inline xmlns:a="http://schemas.openxmlformats.org/drawingml/2006/main" xmlns:pic="http://schemas.openxmlformats.org/drawingml/2006/picture">
             <wp:extent cx="5303520" cy="3314700"/>
-            <wp:docPr id="4" name="Picture 4"/>
+            <wp:docPr id="11" name="Picture 11"/>
             <wp:cNvGraphicFramePr>
               <a:graphicFrameLocks noChangeAspect="1"/>
             </wp:cNvGraphicFramePr>
@@ -9207,7 +9585,7 @@
         <w:drawing>
           <wp:inline xmlns:a="http://schemas.openxmlformats.org/drawingml/2006/main" xmlns:pic="http://schemas.openxmlformats.org/drawingml/2006/picture">
             <wp:extent cx="5303520" cy="3314700"/>
-            <wp:docPr id="5" name="Picture 5"/>
+            <wp:docPr id="12" name="Picture 12"/>
             <wp:cNvGraphicFramePr>
               <a:graphicFrameLocks noChangeAspect="1"/>
             </wp:cNvGraphicFramePr>
@@ -9262,7 +9640,7 @@
         <w:drawing>
           <wp:inline xmlns:a="http://schemas.openxmlformats.org/drawingml/2006/main" xmlns:pic="http://schemas.openxmlformats.org/drawingml/2006/picture">
             <wp:extent cx="5303520" cy="3314700"/>
-            <wp:docPr id="6" name="Picture 6"/>
+            <wp:docPr id="13" name="Picture 13"/>
             <wp:cNvGraphicFramePr>
               <a:graphicFrameLocks noChangeAspect="1"/>
             </wp:cNvGraphicFramePr>
@@ -9317,7 +9695,7 @@
         <w:drawing>
           <wp:inline xmlns:a="http://schemas.openxmlformats.org/drawingml/2006/main" xmlns:pic="http://schemas.openxmlformats.org/drawingml/2006/picture">
             <wp:extent cx="5303520" cy="3314700"/>
-            <wp:docPr id="7" name="Picture 7"/>
+            <wp:docPr id="14" name="Picture 14"/>
             <wp:cNvGraphicFramePr>
               <a:graphicFrameLocks noChangeAspect="1"/>
             </wp:cNvGraphicFramePr>

--- a/Пояснительная_записка_Автошкола.docx
+++ b/Пояснительная_записка_Автошкола.docx
@@ -6621,61 +6621,7 @@
           <w:i w:val="0"/>
           <w:sz w:val="28"/>
         </w:rPr>
-        <w:t>Главная страница (index.html). Hero-секция занимает полный экран и содержит: заголовок «Ваш путь к правам начинается здесь», подзаголовок, две кнопки призыва к действию («Записаться» и «Смотреть курсы»), декоративный бейдж «95% сдают с первого раза». Фоновое изображение — фотография инструктора с учеником (Unsplash CDN). Полоса статистики отображает анимированные счётчики: 15 лет, 3500+ выпускников, 12 инструкторов, 4 категории (рисунок 1).</w:t>
-      </w:r>
-    </w:p>
-    <w:p>
-      <w:pPr>
-        <w:spacing w:before="160" w:after="80"/>
-        <w:jc w:val="center"/>
-      </w:pPr>
-      <w:r>
-        <w:drawing>
-          <wp:inline xmlns:a="http://schemas.openxmlformats.org/drawingml/2006/main" xmlns:pic="http://schemas.openxmlformats.org/drawingml/2006/picture">
-            <wp:extent cx="5120640" cy="3200400"/>
-            <wp:docPr id="1" name="Picture 1"/>
-            <wp:cNvGraphicFramePr>
-              <a:graphicFrameLocks noChangeAspect="1"/>
-            </wp:cNvGraphicFramePr>
-            <a:graphic>
-              <a:graphicData uri="http://schemas.openxmlformats.org/drawingml/2006/picture">
-                <pic:pic>
-                  <pic:nvPicPr>
-                    <pic:cNvPr id="0" name="01_main.png"/>
-                    <pic:cNvPicPr/>
-                  </pic:nvPicPr>
-                  <pic:blipFill>
-                    <a:blip r:embed="rId9"/>
-                    <a:stretch>
-                      <a:fillRect/>
-                    </a:stretch>
-                  </pic:blipFill>
-                  <pic:spPr>
-                    <a:xfrm>
-                      <a:off x="0" y="0"/>
-                      <a:ext cx="5120640" cy="3200400"/>
-                    </a:xfrm>
-                    <a:prstGeom prst="rect"/>
-                  </pic:spPr>
-                </pic:pic>
-              </a:graphicData>
-            </a:graphic>
-          </wp:inline>
-        </w:drawing>
-      </w:r>
-    </w:p>
-    <w:p>
-      <w:pPr>
-        <w:spacing w:before="40" w:after="280"/>
-        <w:jc w:val="center"/>
-      </w:pPr>
-      <w:r>
-        <w:rPr>
-          <w:rFonts w:ascii="Times New Roman" w:hAnsi="Times New Roman"/>
-          <w:i/>
-          <w:sz w:val="24"/>
-        </w:rPr>
-        <w:t>Рисунок 1 — Главная страница — hero-секция с заголовком, кнопками записи и полосой статистики</w:t>
+        <w:t>Главная страница (index.html). Hero-секция занимает полный экран и содержит: заголовок, подзаголовок, две кнопки призыва к действию («Записаться» → register.html, «Смотреть курсы» → courses.html) и декоративную карточку-бейдж «95% сдают с первого раза» в правой части. Фоновое изображение — фотография инструктора с учеником (Unsplash CDN). Полоса статистики под hero показывает четыре анимированных показателя: 15 лет, 3500+ выпускников, 12 инструкторов, 4 категории.</w:t>
       </w:r>
     </w:p>
     <w:p>
@@ -6691,61 +6637,7 @@
           <w:i w:val="0"/>
           <w:sz w:val="28"/>
         </w:rPr>
-        <w:t>Страница курсов (courses.html). Каждая из четырёх категорий (A, B, C, D) представлена в секции с чередующимся расположением «фото + текст» и «текст + фото». Каждый блок включает заголовок категории, программу обучения, блок характеристик (теория/часов, практика/часов, срок, стоимость) и кнопку записи. Внизу страницы — сравнительная таблица тарифов с выделением категории B как наиболее популярной (рисунок 2).</w:t>
-      </w:r>
-    </w:p>
-    <w:p>
-      <w:pPr>
-        <w:spacing w:before="160" w:after="80"/>
-        <w:jc w:val="center"/>
-      </w:pPr>
-      <w:r>
-        <w:drawing>
-          <wp:inline xmlns:a="http://schemas.openxmlformats.org/drawingml/2006/main" xmlns:pic="http://schemas.openxmlformats.org/drawingml/2006/picture">
-            <wp:extent cx="5120640" cy="3200400"/>
-            <wp:docPr id="2" name="Picture 2"/>
-            <wp:cNvGraphicFramePr>
-              <a:graphicFrameLocks noChangeAspect="1"/>
-            </wp:cNvGraphicFramePr>
-            <a:graphic>
-              <a:graphicData uri="http://schemas.openxmlformats.org/drawingml/2006/picture">
-                <pic:pic>
-                  <pic:nvPicPr>
-                    <pic:cNvPr id="0" name="02_courses.png"/>
-                    <pic:cNvPicPr/>
-                  </pic:nvPicPr>
-                  <pic:blipFill>
-                    <a:blip r:embed="rId10"/>
-                    <a:stretch>
-                      <a:fillRect/>
-                    </a:stretch>
-                  </pic:blipFill>
-                  <pic:spPr>
-                    <a:xfrm>
-                      <a:off x="0" y="0"/>
-                      <a:ext cx="5120640" cy="3200400"/>
-                    </a:xfrm>
-                    <a:prstGeom prst="rect"/>
-                  </pic:spPr>
-                </pic:pic>
-              </a:graphicData>
-            </a:graphic>
-          </wp:inline>
-        </w:drawing>
-      </w:r>
-    </w:p>
-    <w:p>
-      <w:pPr>
-        <w:spacing w:before="40" w:after="280"/>
-        <w:jc w:val="center"/>
-      </w:pPr>
-      <w:r>
-        <w:rPr>
-          <w:rFonts w:ascii="Times New Roman" w:hAnsi="Times New Roman"/>
-          <w:i/>
-          <w:sz w:val="24"/>
-        </w:rPr>
-        <w:t>Рисунок 2 — Страница курсов — описание категорий с программами и сравнительная таблица тарифов</w:t>
+        <w:t>Страница курсов (courses.html). Каждая из четырёх категорий (A, B, C, D) представлена секцией с чередующимся расположением (фото + текст / текст + фото). Секция содержит: заголовок категории, описание программы, блок из 4 характеристик (теория/часов, практика/часов, срок, стоимость), кнопку записи. Внизу расположена таблица тарифов с выделением категории B как наиболее популярной («хит»).</w:t>
       </w:r>
     </w:p>
     <w:p>
@@ -6761,61 +6653,7 @@
           <w:i w:val="0"/>
           <w:sz w:val="28"/>
         </w:rPr>
-        <w:t>Расписание занятий (schedule.html). Страница содержит панель фильтров (по инструктору, категории, типу занятий), легенду с цветовой кодировкой слотов и две таблицы: теоретические и практические занятия на неделю. При выборе инструктора JavaScript скрывает строки с другим значением атрибута data-instructor, оставляя только нужные занятия (рисунок 3).</w:t>
-      </w:r>
-    </w:p>
-    <w:p>
-      <w:pPr>
-        <w:spacing w:before="160" w:after="80"/>
-        <w:jc w:val="center"/>
-      </w:pPr>
-      <w:r>
-        <w:drawing>
-          <wp:inline xmlns:a="http://schemas.openxmlformats.org/drawingml/2006/main" xmlns:pic="http://schemas.openxmlformats.org/drawingml/2006/picture">
-            <wp:extent cx="5120640" cy="3200400"/>
-            <wp:docPr id="3" name="Picture 3"/>
-            <wp:cNvGraphicFramePr>
-              <a:graphicFrameLocks noChangeAspect="1"/>
-            </wp:cNvGraphicFramePr>
-            <a:graphic>
-              <a:graphicData uri="http://schemas.openxmlformats.org/drawingml/2006/picture">
-                <pic:pic>
-                  <pic:nvPicPr>
-                    <pic:cNvPr id="0" name="03_schedule.png"/>
-                    <pic:cNvPicPr/>
-                  </pic:nvPicPr>
-                  <pic:blipFill>
-                    <a:blip r:embed="rId11"/>
-                    <a:stretch>
-                      <a:fillRect/>
-                    </a:stretch>
-                  </pic:blipFill>
-                  <pic:spPr>
-                    <a:xfrm>
-                      <a:off x="0" y="0"/>
-                      <a:ext cx="5120640" cy="3200400"/>
-                    </a:xfrm>
-                    <a:prstGeom prst="rect"/>
-                  </pic:spPr>
-                </pic:pic>
-              </a:graphicData>
-            </a:graphic>
-          </wp:inline>
-        </w:drawing>
-      </w:r>
-    </w:p>
-    <w:p>
-      <w:pPr>
-        <w:spacing w:before="40" w:after="280"/>
-        <w:jc w:val="center"/>
-      </w:pPr>
-      <w:r>
-        <w:rPr>
-          <w:rFonts w:ascii="Times New Roman" w:hAnsi="Times New Roman"/>
-          <w:i/>
-          <w:sz w:val="24"/>
-        </w:rPr>
-        <w:t>Рисунок 3 — Расписание занятий — таблица с цветовой кодировкой: теория, площадка, город, экзамен</w:t>
+        <w:t>Расписание (schedule.html). Страница содержит панель фильтров (по инструктору, категории, типу занятий), легенду с цветовыми слотами и две таблицы: теоретические и практические занятия. При выборе инструктора в фильтре JS скрывает строки с другим значением data-instructor, показывая только нужные. Под таблицами — предупреждение об актуальности расписания и кнопка записи.</w:t>
       </w:r>
     </w:p>
     <w:p>
@@ -6831,61 +6669,7 @@
           <w:i w:val="0"/>
           <w:sz w:val="28"/>
         </w:rPr>
-        <w:t>Страница инструкторов (instructors.html). Шесть карточек преподавателей расположены в сетке Bootstrap col-lg-4. Каждая карточка содержит: портретное фото, имя и должность, звёздный рейтинг со счётчиком оценок, цитату инструктора, теги открытых категорий и бейдж с количеством лет опыта (рисунок 4).</w:t>
-      </w:r>
-    </w:p>
-    <w:p>
-      <w:pPr>
-        <w:spacing w:before="160" w:after="80"/>
-        <w:jc w:val="center"/>
-      </w:pPr>
-      <w:r>
-        <w:drawing>
-          <wp:inline xmlns:a="http://schemas.openxmlformats.org/drawingml/2006/main" xmlns:pic="http://schemas.openxmlformats.org/drawingml/2006/picture">
-            <wp:extent cx="5120640" cy="3200400"/>
-            <wp:docPr id="4" name="Picture 4"/>
-            <wp:cNvGraphicFramePr>
-              <a:graphicFrameLocks noChangeAspect="1"/>
-            </wp:cNvGraphicFramePr>
-            <a:graphic>
-              <a:graphicData uri="http://schemas.openxmlformats.org/drawingml/2006/picture">
-                <pic:pic>
-                  <pic:nvPicPr>
-                    <pic:cNvPr id="0" name="04_instructors.png"/>
-                    <pic:cNvPicPr/>
-                  </pic:nvPicPr>
-                  <pic:blipFill>
-                    <a:blip r:embed="rId12"/>
-                    <a:stretch>
-                      <a:fillRect/>
-                    </a:stretch>
-                  </pic:blipFill>
-                  <pic:spPr>
-                    <a:xfrm>
-                      <a:off x="0" y="0"/>
-                      <a:ext cx="5120640" cy="3200400"/>
-                    </a:xfrm>
-                    <a:prstGeom prst="rect"/>
-                  </pic:spPr>
-                </pic:pic>
-              </a:graphicData>
-            </a:graphic>
-          </wp:inline>
-        </w:drawing>
-      </w:r>
-    </w:p>
-    <w:p>
-      <w:pPr>
-        <w:spacing w:before="40" w:after="280"/>
-        <w:jc w:val="center"/>
-      </w:pPr>
-      <w:r>
-        <w:rPr>
-          <w:rFonts w:ascii="Times New Roman" w:hAnsi="Times New Roman"/>
-          <w:i/>
-          <w:sz w:val="24"/>
-        </w:rPr>
-        <w:t>Рисунок 4 — Страница инструкторов — карточки с фото, рейтингом и категориями</w:t>
+        <w:t>Инструкторы (instructors.html). Шесть карточек преподавателей в сетке col-lg-4. Каждая карточка: фото (Unsplash CDN portrait), имя, должность, звёздный рейтинг, цитата, теги-категории, бейдж с опытом работы. Все фотографии одного размера (соотношение сторон фиксировано CSS object-fit: cover).</w:t>
       </w:r>
     </w:p>
     <w:p>
@@ -6901,61 +6685,7 @@
           <w:i w:val="0"/>
           <w:sz w:val="28"/>
         </w:rPr>
-        <w:t>Форма онлайн-записи (register.html). Форма разбита на три смысловые группы: «Личные данные» (фамилия, имя, телефон, дата рождения, email), «Выбор курса» (категория, инструктор, удобное время, дата начала), «Дополнительно» (наличие прав, вариант оплаты, комментарий, чекбокс согласия на обработку данных). Боковая панель содержит список необходимых документов и контактные кнопки. При успешной отправке появляется зелёное уведомление (рисунок 5).</w:t>
-      </w:r>
-    </w:p>
-    <w:p>
-      <w:pPr>
-        <w:spacing w:before="160" w:after="80"/>
-        <w:jc w:val="center"/>
-      </w:pPr>
-      <w:r>
-        <w:drawing>
-          <wp:inline xmlns:a="http://schemas.openxmlformats.org/drawingml/2006/main" xmlns:pic="http://schemas.openxmlformats.org/drawingml/2006/picture">
-            <wp:extent cx="5120640" cy="3200400"/>
-            <wp:docPr id="5" name="Picture 5"/>
-            <wp:cNvGraphicFramePr>
-              <a:graphicFrameLocks noChangeAspect="1"/>
-            </wp:cNvGraphicFramePr>
-            <a:graphic>
-              <a:graphicData uri="http://schemas.openxmlformats.org/drawingml/2006/picture">
-                <pic:pic>
-                  <pic:nvPicPr>
-                    <pic:cNvPr id="0" name="05_register.png"/>
-                    <pic:cNvPicPr/>
-                  </pic:nvPicPr>
-                  <pic:blipFill>
-                    <a:blip r:embed="rId13"/>
-                    <a:stretch>
-                      <a:fillRect/>
-                    </a:stretch>
-                  </pic:blipFill>
-                  <pic:spPr>
-                    <a:xfrm>
-                      <a:off x="0" y="0"/>
-                      <a:ext cx="5120640" cy="3200400"/>
-                    </a:xfrm>
-                    <a:prstGeom prst="rect"/>
-                  </pic:spPr>
-                </pic:pic>
-              </a:graphicData>
-            </a:graphic>
-          </wp:inline>
-        </w:drawing>
-      </w:r>
-    </w:p>
-    <w:p>
-      <w:pPr>
-        <w:spacing w:before="40" w:after="280"/>
-        <w:jc w:val="center"/>
-      </w:pPr>
-      <w:r>
-        <w:rPr>
-          <w:rFonts w:ascii="Times New Roman" w:hAnsi="Times New Roman"/>
-          <w:i/>
-          <w:sz w:val="24"/>
-        </w:rPr>
-        <w:t>Рисунок 5 — Форма онлайн-записи на курс — три секции с валидацией и боковой информационной панелью</w:t>
+        <w:t>Форма записи (register.html). Трёхсекционная форма: «Личные данные» (фамилия, имя, отчество, телефон, дата рождения, email), «Выбор курса» (категория, инструктор, время, дата начала), «Дополнительно» (наличие прав, вариант оплаты, комментарий, чекбокс согласия). Боковая панель (col-lg-4) содержит перечень документов, контактный телефон, WhatsApp и схематичную карту.</w:t>
       </w:r>
     </w:p>
     <w:p>
@@ -6971,61 +6701,7 @@
           <w:i w:val="0"/>
           <w:sz w:val="28"/>
         </w:rPr>
-        <w:t>Страница авторизации (login.html). Реализована как компактная карточка по центру страницы с двумя вкладками Bootstrap Tabs: «Вход» и «Регистрация». Форма входа включает поле логина, поле пароля с кнопкой показа/скрытия, чекбокс «Запомнить меня» и альтернативные кнопки входа через Google и Telegram. Форма регистрации содержит поля ФИО, телефона, email, пароля с проверкой совпадения (рисунок 6).</w:t>
-      </w:r>
-    </w:p>
-    <w:p>
-      <w:pPr>
-        <w:spacing w:before="160" w:after="80"/>
-        <w:jc w:val="center"/>
-      </w:pPr>
-      <w:r>
-        <w:drawing>
-          <wp:inline xmlns:a="http://schemas.openxmlformats.org/drawingml/2006/main" xmlns:pic="http://schemas.openxmlformats.org/drawingml/2006/picture">
-            <wp:extent cx="5120640" cy="3200400"/>
-            <wp:docPr id="6" name="Picture 6"/>
-            <wp:cNvGraphicFramePr>
-              <a:graphicFrameLocks noChangeAspect="1"/>
-            </wp:cNvGraphicFramePr>
-            <a:graphic>
-              <a:graphicData uri="http://schemas.openxmlformats.org/drawingml/2006/picture">
-                <pic:pic>
-                  <pic:nvPicPr>
-                    <pic:cNvPr id="0" name="06_login.png"/>
-                    <pic:cNvPicPr/>
-                  </pic:nvPicPr>
-                  <pic:blipFill>
-                    <a:blip r:embed="rId14"/>
-                    <a:stretch>
-                      <a:fillRect/>
-                    </a:stretch>
-                  </pic:blipFill>
-                  <pic:spPr>
-                    <a:xfrm>
-                      <a:off x="0" y="0"/>
-                      <a:ext cx="5120640" cy="3200400"/>
-                    </a:xfrm>
-                    <a:prstGeom prst="rect"/>
-                  </pic:spPr>
-                </pic:pic>
-              </a:graphicData>
-            </a:graphic>
-          </wp:inline>
-        </w:drawing>
-      </w:r>
-    </w:p>
-    <w:p>
-      <w:pPr>
-        <w:spacing w:before="40" w:after="280"/>
-        <w:jc w:val="center"/>
-      </w:pPr>
-      <w:r>
-        <w:rPr>
-          <w:rFonts w:ascii="Times New Roman" w:hAnsi="Times New Roman"/>
-          <w:i/>
-          <w:sz w:val="24"/>
-        </w:rPr>
-        <w:t>Рисунок 6 — Страница авторизации — вход и регистрация с вкладками Bootstrap Tabs</w:t>
+        <w:t>Авторизация (login.html). Компактная карточка по центру страницы, без стандартного navbar. Содержит логотип, вкладки «Вход» / «Регистрация» (Bootstrap Tabs), две формы. Форма входа: логин, пароль + кнопка показа/скрытия, чекбокс «Запомнить меня», кнопки Google и Telegram (симуляция OAuth). Форма регистрации: фамилия, имя, телефон, email, пароль + подтверждение.</w:t>
       </w:r>
     </w:p>
     <w:p>
@@ -7041,61 +6717,7 @@
           <w:i w:val="0"/>
           <w:sz w:val="28"/>
         </w:rPr>
-        <w:t>Личный кабинет (cabinet.html). Наиболее функционально насыщенная страница. Двухколоночный макет: слева — карточка ученика и вертикальное меню из 6 пунктов (Дашборд, Профиль, Занятия, Тесты ПДД, Оплата, Документы); справа — контентная область активного раздела. Дашборд отображает три SVG-диаграммы прогресса (теория 72%, практика 38%, общий 55%) и таблицу ближайших занятий. Раздел «Тесты ПДД» содержит интерактивный тест с таймером обратного отсчёта и автоматической проверкой ответа (рисунок 7).</w:t>
-      </w:r>
-    </w:p>
-    <w:p>
-      <w:pPr>
-        <w:spacing w:before="160" w:after="80"/>
-        <w:jc w:val="center"/>
-      </w:pPr>
-      <w:r>
-        <w:drawing>
-          <wp:inline xmlns:a="http://schemas.openxmlformats.org/drawingml/2006/main" xmlns:pic="http://schemas.openxmlformats.org/drawingml/2006/picture">
-            <wp:extent cx="5120640" cy="3200400"/>
-            <wp:docPr id="7" name="Picture 7"/>
-            <wp:cNvGraphicFramePr>
-              <a:graphicFrameLocks noChangeAspect="1"/>
-            </wp:cNvGraphicFramePr>
-            <a:graphic>
-              <a:graphicData uri="http://schemas.openxmlformats.org/drawingml/2006/picture">
-                <pic:pic>
-                  <pic:nvPicPr>
-                    <pic:cNvPr id="0" name="07_cabinet.png"/>
-                    <pic:cNvPicPr/>
-                  </pic:nvPicPr>
-                  <pic:blipFill>
-                    <a:blip r:embed="rId15"/>
-                    <a:stretch>
-                      <a:fillRect/>
-                    </a:stretch>
-                  </pic:blipFill>
-                  <pic:spPr>
-                    <a:xfrm>
-                      <a:off x="0" y="0"/>
-                      <a:ext cx="5120640" cy="3200400"/>
-                    </a:xfrm>
-                    <a:prstGeom prst="rect"/>
-                  </pic:spPr>
-                </pic:pic>
-              </a:graphicData>
-            </a:graphic>
-          </wp:inline>
-        </w:drawing>
-      </w:r>
-    </w:p>
-    <w:p>
-      <w:pPr>
-        <w:spacing w:before="40" w:after="280"/>
-        <w:jc w:val="center"/>
-      </w:pPr>
-      <w:r>
-        <w:rPr>
-          <w:rFonts w:ascii="Times New Roman" w:hAnsi="Times New Roman"/>
-          <w:i/>
-          <w:sz w:val="24"/>
-        </w:rPr>
-        <w:t>Рисунок 7 — Личный кабинет ученика — дашборд с диаграммами прогресса и таблицей занятий</w:t>
+        <w:t>Личный кабинет (cabinet.html). Наиболее сложная страница. Шапка кабинета содержит аватар, имя ученика (Орозганов Расул), категорию B и круговой прогресс-бар. Вертикальное меню в sidebar содержит 6 пунктов: Дашборд, Профиль, Занятия, Тесты ПДД, Оплата, Документы. Дашборд включает три SVG-круга прогресса (теория 72%, практика 38%, общий 55%) и таблицу ближайших занятий с цветовыми метками. ПДД-тест содержит 5 вопросов с таймером обратного отсчёта и автоматической проверкой ответа.</w:t>
       </w:r>
     </w:p>
     <w:p>
@@ -9365,7 +8987,7 @@
         <w:drawing>
           <wp:inline xmlns:a="http://schemas.openxmlformats.org/drawingml/2006/main" xmlns:pic="http://schemas.openxmlformats.org/drawingml/2006/picture">
             <wp:extent cx="5303520" cy="3314700"/>
-            <wp:docPr id="8" name="Picture 8"/>
+            <wp:docPr id="1" name="Picture 1"/>
             <wp:cNvGraphicFramePr>
               <a:graphicFrameLocks noChangeAspect="1"/>
             </wp:cNvGraphicFramePr>
@@ -9420,7 +9042,7 @@
         <w:drawing>
           <wp:inline xmlns:a="http://schemas.openxmlformats.org/drawingml/2006/main" xmlns:pic="http://schemas.openxmlformats.org/drawingml/2006/picture">
             <wp:extent cx="5303520" cy="3314700"/>
-            <wp:docPr id="9" name="Picture 9"/>
+            <wp:docPr id="2" name="Picture 2"/>
             <wp:cNvGraphicFramePr>
               <a:graphicFrameLocks noChangeAspect="1"/>
             </wp:cNvGraphicFramePr>
@@ -9475,7 +9097,7 @@
         <w:drawing>
           <wp:inline xmlns:a="http://schemas.openxmlformats.org/drawingml/2006/main" xmlns:pic="http://schemas.openxmlformats.org/drawingml/2006/picture">
             <wp:extent cx="5303520" cy="3314700"/>
-            <wp:docPr id="10" name="Picture 10"/>
+            <wp:docPr id="3" name="Picture 3"/>
             <wp:cNvGraphicFramePr>
               <a:graphicFrameLocks noChangeAspect="1"/>
             </wp:cNvGraphicFramePr>
@@ -9530,7 +9152,7 @@
         <w:drawing>
           <wp:inline xmlns:a="http://schemas.openxmlformats.org/drawingml/2006/main" xmlns:pic="http://schemas.openxmlformats.org/drawingml/2006/picture">
             <wp:extent cx="5303520" cy="3314700"/>
-            <wp:docPr id="11" name="Picture 11"/>
+            <wp:docPr id="4" name="Picture 4"/>
             <wp:cNvGraphicFramePr>
               <a:graphicFrameLocks noChangeAspect="1"/>
             </wp:cNvGraphicFramePr>
@@ -9585,7 +9207,7 @@
         <w:drawing>
           <wp:inline xmlns:a="http://schemas.openxmlformats.org/drawingml/2006/main" xmlns:pic="http://schemas.openxmlformats.org/drawingml/2006/picture">
             <wp:extent cx="5303520" cy="3314700"/>
-            <wp:docPr id="12" name="Picture 12"/>
+            <wp:docPr id="5" name="Picture 5"/>
             <wp:cNvGraphicFramePr>
               <a:graphicFrameLocks noChangeAspect="1"/>
             </wp:cNvGraphicFramePr>
@@ -9640,7 +9262,7 @@
         <w:drawing>
           <wp:inline xmlns:a="http://schemas.openxmlformats.org/drawingml/2006/main" xmlns:pic="http://schemas.openxmlformats.org/drawingml/2006/picture">
             <wp:extent cx="5303520" cy="3314700"/>
-            <wp:docPr id="13" name="Picture 13"/>
+            <wp:docPr id="6" name="Picture 6"/>
             <wp:cNvGraphicFramePr>
               <a:graphicFrameLocks noChangeAspect="1"/>
             </wp:cNvGraphicFramePr>
@@ -9695,7 +9317,7 @@
         <w:drawing>
           <wp:inline xmlns:a="http://schemas.openxmlformats.org/drawingml/2006/main" xmlns:pic="http://schemas.openxmlformats.org/drawingml/2006/picture">
             <wp:extent cx="5303520" cy="3314700"/>
-            <wp:docPr id="14" name="Picture 14"/>
+            <wp:docPr id="7" name="Picture 7"/>
             <wp:cNvGraphicFramePr>
               <a:graphicFrameLocks noChangeAspect="1"/>
             </wp:cNvGraphicFramePr>
